--- a/docs/references/Trainelo V1 Blueprint_ Full - Non Consolidated.docx
+++ b/docs/references/Trainelo V1 Blueprint_ Full - Non Consolidated.docx
@@ -36,6 +36,11 @@
         <w:rPr>
           <w:lang w:val="en-US"/>
         </w:rPr>
+      </w:r>
+      <w:r>
+        <w:rPr>
+          <w:lang w:val="en-US"/>
+        </w:rPr>
         <w:fldChar w:fldCharType="separate"/>
       </w:r>
       <w:r>
@@ -123,8 +128,8 @@
     </w:p>
     <w:p>
       <w:r>
-        <w:pict w14:anchorId="3B6405B8">
-          <v:rect id="_x0000_i1139" style="width:0;height:1.5pt" o:hralign="center" o:hrstd="t" o:hr="t" fillcolor="#a0a0a0" stroked="f"/>
+        <w:pict w14:anchorId="409DD5FF">
+          <v:rect id="_x0000_i1063" style="width:0;height:1.5pt" o:hralign="center" o:hrstd="t" o:hr="t" fillcolor="#a0a0a0" stroked="f"/>
         </w:pict>
       </w:r>
     </w:p>
@@ -354,8 +359,8 @@
     </w:p>
     <w:p>
       <w:r>
-        <w:pict w14:anchorId="073C384B">
-          <v:rect id="_x0000_i1140" style="width:0;height:1.5pt" o:hralign="center" o:hrstd="t" o:hr="t" fillcolor="#a0a0a0" stroked="f"/>
+        <w:pict w14:anchorId="0227609F">
+          <v:rect id="_x0000_i1064" style="width:0;height:1.5pt" o:hralign="center" o:hrstd="t" o:hr="t" fillcolor="#a0a0a0" stroked="f"/>
         </w:pict>
       </w:r>
     </w:p>
@@ -730,8 +735,8 @@
     </w:p>
     <w:p>
       <w:r>
-        <w:pict w14:anchorId="2C483D8F">
-          <v:rect id="_x0000_i1141" style="width:0;height:1.5pt" o:hralign="center" o:hrstd="t" o:hr="t" fillcolor="#a0a0a0" stroked="f"/>
+        <w:pict w14:anchorId="3BB26417">
+          <v:rect id="_x0000_i1065" style="width:0;height:1.5pt" o:hralign="center" o:hrstd="t" o:hr="t" fillcolor="#a0a0a0" stroked="f"/>
         </w:pict>
       </w:r>
     </w:p>
@@ -950,8 +955,8 @@
     </w:p>
     <w:p>
       <w:r>
-        <w:pict w14:anchorId="6A6E6625">
-          <v:rect id="_x0000_i1142" style="width:0;height:1.5pt" o:hralign="center" o:hrstd="t" o:hr="t" fillcolor="#a0a0a0" stroked="f"/>
+        <w:pict w14:anchorId="45B6A644">
+          <v:rect id="_x0000_i1066" style="width:0;height:1.5pt" o:hralign="center" o:hrstd="t" o:hr="t" fillcolor="#a0a0a0" stroked="f"/>
         </w:pict>
       </w:r>
     </w:p>
@@ -1288,6 +1293,163 @@
         <w:rPr>
           <w:lang w:val="en-US"/>
         </w:rPr>
+        <w:t>Implementation note (current codebase)</w:t>
+      </w:r>
+    </w:p>
+    <w:p>
+      <w:pPr>
+        <w:rPr>
+          <w:lang w:val="en-US"/>
+        </w:rPr>
+      </w:pPr>
+      <w:r>
+        <w:rPr>
+          <w:lang w:val="en-US"/>
+        </w:rPr>
+        <w:t xml:space="preserve">- API routes are </w:t>
+      </w:r>
+      <w:proofErr w:type="spellStart"/>
+      <w:r>
+        <w:rPr>
+          <w:lang w:val="en-US"/>
+        </w:rPr>
+        <w:t>Vercel</w:t>
+      </w:r>
+      <w:proofErr w:type="spellEnd"/>
+      <w:r>
+        <w:rPr>
+          <w:lang w:val="en-US"/>
+        </w:rPr>
+        <w:t xml:space="preserve"> serverless functions under `</w:t>
+      </w:r>
+      <w:proofErr w:type="spellStart"/>
+      <w:r>
+        <w:rPr>
+          <w:lang w:val="en-US"/>
+        </w:rPr>
+        <w:t>api</w:t>
+      </w:r>
+      <w:proofErr w:type="spellEnd"/>
+      <w:r>
+        <w:rPr>
+          <w:lang w:val="en-US"/>
+        </w:rPr>
+        <w:t>/**` (not Next.js `app/</w:t>
+      </w:r>
+      <w:proofErr w:type="spellStart"/>
+      <w:r>
+        <w:rPr>
+          <w:lang w:val="en-US"/>
+        </w:rPr>
+        <w:t>api</w:t>
+      </w:r>
+      <w:proofErr w:type="spellEnd"/>
+      <w:r>
+        <w:rPr>
+          <w:lang w:val="en-US"/>
+        </w:rPr>
+        <w:t>/**`).</w:t>
+      </w:r>
+    </w:p>
+    <w:p>
+      <w:pPr>
+        <w:rPr>
+          <w:lang w:val="en-US"/>
+        </w:rPr>
+      </w:pPr>
+      <w:r>
+        <w:rPr>
+          <w:lang w:val="en-US"/>
+        </w:rPr>
+        <w:t xml:space="preserve">- Recommended blob store for raw vendor payloads: </w:t>
+      </w:r>
+      <w:proofErr w:type="spellStart"/>
+      <w:r>
+        <w:rPr>
+          <w:lang w:val="en-US"/>
+        </w:rPr>
+        <w:t>Supabase</w:t>
+      </w:r>
+      <w:proofErr w:type="spellEnd"/>
+      <w:r>
+        <w:rPr>
+          <w:lang w:val="en-US"/>
+        </w:rPr>
+        <w:t xml:space="preserve"> Storage bucket (e.g. `raw-payloads`). Write raw JSON first, then parse/tolerantly validate.</w:t>
+      </w:r>
+    </w:p>
+    <w:p>
+      <w:pPr>
+        <w:rPr>
+          <w:lang w:val="en-US"/>
+        </w:rPr>
+      </w:pPr>
+      <w:r>
+        <w:rPr>
+          <w:lang w:val="en-US"/>
+        </w:rPr>
+        <w:t>- For local Windows dev, use `</w:t>
+      </w:r>
+      <w:proofErr w:type="spellStart"/>
+      <w:r>
+        <w:rPr>
+          <w:lang w:val="en-US"/>
+        </w:rPr>
+        <w:t>npm</w:t>
+      </w:r>
+      <w:proofErr w:type="spellEnd"/>
+      <w:r>
+        <w:rPr>
+          <w:lang w:val="en-US"/>
+        </w:rPr>
+        <w:t xml:space="preserve"> run </w:t>
+      </w:r>
+      <w:proofErr w:type="spellStart"/>
+      <w:r>
+        <w:rPr>
+          <w:lang w:val="en-US"/>
+        </w:rPr>
+        <w:t>dev:full</w:t>
+      </w:r>
+      <w:proofErr w:type="spellEnd"/>
+      <w:r>
+        <w:rPr>
+          <w:lang w:val="en-US"/>
+        </w:rPr>
+        <w:t>` (Vite + local Express API wrapper) and register new API endpoints in `scripts/dev/</w:t>
+      </w:r>
+      <w:proofErr w:type="spellStart"/>
+      <w:r>
+        <w:rPr>
+          <w:lang w:val="en-US"/>
+        </w:rPr>
+        <w:t>apiRoutes.ts</w:t>
+      </w:r>
+      <w:proofErr w:type="spellEnd"/>
+      <w:r>
+        <w:rPr>
+          <w:lang w:val="en-US"/>
+        </w:rPr>
+        <w:t>`.</w:t>
+      </w:r>
+    </w:p>
+    <w:p>
+      <w:pPr>
+        <w:rPr>
+          <w:lang w:val="en-US"/>
+        </w:rPr>
+      </w:pPr>
+    </w:p>
+    <w:p>
+      <w:pPr>
+        <w:rPr>
+          <w:lang w:val="en-US"/>
+        </w:rPr>
+      </w:pPr>
+      <w:r>
+        <w:rPr>
+          <w:lang w:val="en-US"/>
+        </w:rPr>
         <w:t>Store each payload as a file, not indexed:</w:t>
       </w:r>
     </w:p>
@@ -1445,8 +1607,8 @@
     </w:p>
     <w:p>
       <w:r>
-        <w:pict w14:anchorId="2851996C">
-          <v:rect id="_x0000_i1143" style="width:0;height:1.5pt" o:hralign="center" o:hrstd="t" o:hr="t" fillcolor="#a0a0a0" stroked="f"/>
+        <w:pict w14:anchorId="0B155C5E">
+          <v:rect id="_x0000_i1067" style="width:0;height:1.5pt" o:hralign="center" o:hrstd="t" o:hr="t" fillcolor="#a0a0a0" stroked="f"/>
         </w:pict>
       </w:r>
     </w:p>
@@ -1630,6 +1792,7 @@
         <w:rPr>
           <w:lang w:val="en-US"/>
         </w:rPr>
+        <w:lastRenderedPageBreak/>
         <w:t>load (your computed training load)</w:t>
       </w:r>
     </w:p>
@@ -1762,376 +1925,584 @@
         </w:numPr>
       </w:pPr>
       <w:r>
+        <w:t>confidence fields</w:t>
+      </w:r>
+    </w:p>
+    <w:p>
+      <w:pPr>
+        <w:numPr>
+          <w:ilvl w:val="0"/>
+          <w:numId w:val="13"/>
+        </w:numPr>
+      </w:pPr>
+      <w:r>
+        <w:t>provenance fields</w:t>
+      </w:r>
+    </w:p>
+    <w:p>
+      <w:pPr>
+        <w:rPr>
+          <w:b/>
+          <w:bCs/>
+        </w:rPr>
+      </w:pPr>
+      <w:r>
+        <w:rPr>
+          <w:b/>
+          <w:bCs/>
+        </w:rPr>
+        <w:t>sleep_sessions</w:t>
+      </w:r>
+    </w:p>
+    <w:p>
+      <w:pPr>
+        <w:numPr>
+          <w:ilvl w:val="0"/>
+          <w:numId w:val="14"/>
+        </w:numPr>
+      </w:pPr>
+      <w:r>
+        <w:t>user_id, sleep_date</w:t>
+      </w:r>
+    </w:p>
+    <w:p>
+      <w:pPr>
+        <w:numPr>
+          <w:ilvl w:val="0"/>
+          <w:numId w:val="14"/>
+        </w:numPr>
+      </w:pPr>
+      <w:r>
+        <w:t>duration</w:t>
+      </w:r>
+    </w:p>
+    <w:p>
+      <w:pPr>
+        <w:numPr>
+          <w:ilvl w:val="0"/>
+          <w:numId w:val="14"/>
+        </w:numPr>
+      </w:pPr>
+      <w:r>
+        <w:t>stage_breakdown (if provided)</w:t>
+      </w:r>
+    </w:p>
+    <w:p>
+      <w:pPr>
+        <w:numPr>
+          <w:ilvl w:val="0"/>
+          <w:numId w:val="14"/>
+        </w:numPr>
+        <w:rPr>
+          <w:lang w:val="en-US"/>
+        </w:rPr>
+      </w:pPr>
+      <w:r>
+        <w:rPr>
+          <w:lang w:val="en-US"/>
+        </w:rPr>
+        <w:t xml:space="preserve">confidence: </w:t>
+      </w:r>
+      <w:proofErr w:type="spellStart"/>
+      <w:r>
+        <w:rPr>
+          <w:lang w:val="en-US"/>
+        </w:rPr>
+        <w:t>duration_conf</w:t>
+      </w:r>
+      <w:proofErr w:type="spellEnd"/>
+      <w:r>
+        <w:rPr>
+          <w:lang w:val="en-US"/>
+        </w:rPr>
+        <w:t xml:space="preserve"> vs </w:t>
+      </w:r>
+      <w:proofErr w:type="spellStart"/>
+      <w:r>
+        <w:rPr>
+          <w:lang w:val="en-US"/>
+        </w:rPr>
+        <w:t>stage_conf</w:t>
+      </w:r>
+      <w:proofErr w:type="spellEnd"/>
+      <w:r>
+        <w:rPr>
+          <w:lang w:val="en-US"/>
+        </w:rPr>
+        <w:t xml:space="preserve"> (separate!)</w:t>
+      </w:r>
+    </w:p>
+    <w:p>
+      <w:pPr>
+        <w:numPr>
+          <w:ilvl w:val="0"/>
+          <w:numId w:val="14"/>
+        </w:numPr>
+      </w:pPr>
+      <w:r>
+        <w:t>provenance fields</w:t>
+      </w:r>
+    </w:p>
+    <w:p>
+      <w:pPr>
+        <w:rPr>
+          <w:b/>
+          <w:bCs/>
+        </w:rPr>
+      </w:pPr>
+      <w:r>
+        <w:rPr>
+          <w:b/>
+          <w:bCs/>
+        </w:rPr>
+        <w:t>hrv_nights</w:t>
+      </w:r>
+    </w:p>
+    <w:p>
+      <w:pPr>
+        <w:numPr>
+          <w:ilvl w:val="0"/>
+          <w:numId w:val="15"/>
+        </w:numPr>
+      </w:pPr>
+      <w:r>
+        <w:t>user_id, date</w:t>
+      </w:r>
+    </w:p>
+    <w:p>
+      <w:pPr>
+        <w:numPr>
+          <w:ilvl w:val="0"/>
+          <w:numId w:val="15"/>
+        </w:numPr>
+        <w:rPr>
+          <w:lang w:val="en-US"/>
+        </w:rPr>
+      </w:pPr>
+      <w:r>
+        <w:rPr>
+          <w:lang w:val="en-US"/>
+        </w:rPr>
+        <w:t>HRV metric(s) you choose (ideally also store a transformed value if used)</w:t>
+      </w:r>
+    </w:p>
+    <w:p>
+      <w:pPr>
+        <w:numPr>
+          <w:ilvl w:val="0"/>
+          <w:numId w:val="15"/>
+        </w:numPr>
+      </w:pPr>
+      <w:r>
+        <w:t>confidence fields</w:t>
+      </w:r>
+    </w:p>
+    <w:p>
+      <w:pPr>
+        <w:numPr>
+          <w:ilvl w:val="0"/>
+          <w:numId w:val="15"/>
+        </w:numPr>
+      </w:pPr>
+      <w:r>
+        <w:t>provenance fields</w:t>
+      </w:r>
+    </w:p>
+    <w:p>
+      <w:pPr>
+        <w:rPr>
+          <w:b/>
+          <w:bCs/>
+        </w:rPr>
+      </w:pPr>
+      <w:r>
+        <w:rPr>
+          <w:b/>
+          <w:bCs/>
+        </w:rPr>
+        <w:t>user_flags (subjective)</w:t>
+      </w:r>
+    </w:p>
+    <w:p>
+      <w:pPr>
+        <w:numPr>
+          <w:ilvl w:val="0"/>
+          <w:numId w:val="16"/>
+        </w:numPr>
+        <w:rPr>
+          <w:lang w:val="en-US"/>
+        </w:rPr>
+      </w:pPr>
+      <w:r>
+        <w:rPr>
+          <w:lang w:val="en-US"/>
+        </w:rPr>
+        <w:t>injury/pain/symptoms, soreness, RPE, notes</w:t>
+      </w:r>
+    </w:p>
+    <w:p>
+      <w:pPr>
+        <w:numPr>
+          <w:ilvl w:val="0"/>
+          <w:numId w:val="16"/>
+        </w:numPr>
+        <w:rPr>
+          <w:lang w:val="en-US"/>
+        </w:rPr>
+      </w:pPr>
+      <w:r>
+        <w:rPr>
+          <w:lang w:val="en-US"/>
+        </w:rPr>
+        <w:t xml:space="preserve">timestamped (so it’s </w:t>
+      </w:r>
+      <w:proofErr w:type="spellStart"/>
+      <w:r>
+        <w:rPr>
+          <w:lang w:val="en-US"/>
+        </w:rPr>
+        <w:t>queryable</w:t>
+      </w:r>
+      <w:proofErr w:type="spellEnd"/>
+      <w:r>
+        <w:rPr>
+          <w:lang w:val="en-US"/>
+        </w:rPr>
+        <w:t xml:space="preserve"> over time)</w:t>
+      </w:r>
+    </w:p>
+    <w:p>
+      <w:pPr>
+        <w:rPr>
+          <w:b/>
+          <w:bCs/>
+        </w:rPr>
+      </w:pPr>
+      <w:r>
+        <w:rPr>
+          <w:b/>
+          <w:bCs/>
+        </w:rPr>
+        <w:t>user_preferences</w:t>
+      </w:r>
+    </w:p>
+    <w:p>
+      <w:pPr>
+        <w:numPr>
+          <w:ilvl w:val="0"/>
+          <w:numId w:val="17"/>
+        </w:numPr>
+      </w:pPr>
+      <w:r>
+        <w:t>risk tolerance</w:t>
+      </w:r>
+    </w:p>
+    <w:p>
+      <w:pPr>
+        <w:numPr>
+          <w:ilvl w:val="0"/>
+          <w:numId w:val="17"/>
+        </w:numPr>
+      </w:pPr>
+      <w:r>
+        <w:t>schedule constraints</w:t>
+      </w:r>
+    </w:p>
+    <w:p>
+      <w:pPr>
+        <w:numPr>
+          <w:ilvl w:val="0"/>
+          <w:numId w:val="17"/>
+        </w:numPr>
+      </w:pPr>
+      <w:r>
+        <w:t>adaptation aggressiveness preference (later)</w:t>
+      </w:r>
+    </w:p>
+    <w:p>
+      <w:pPr>
+        <w:rPr>
+          <w:b/>
+          <w:bCs/>
+          <w:lang w:val="en-US"/>
+        </w:rPr>
+      </w:pPr>
+      <w:r>
+        <w:rPr>
+          <w:b/>
+          <w:bCs/>
+          <w:lang w:val="en-US"/>
+        </w:rPr>
+        <w:t>4.2 Thresholds &amp; zones (current truth vs history)</w:t>
+      </w:r>
+    </w:p>
+    <w:p>
+      <w:pPr>
+        <w:rPr>
+          <w:lang w:val="en-US"/>
+        </w:rPr>
+      </w:pPr>
+      <w:r>
+        <w:rPr>
+          <w:lang w:val="en-US"/>
+        </w:rPr>
+        <w:t>This is where trust lives.</w:t>
+      </w:r>
+    </w:p>
+    <w:p>
+      <w:pPr>
+        <w:rPr>
+          <w:b/>
+          <w:bCs/>
+          <w:lang w:val="en-US"/>
+        </w:rPr>
+      </w:pPr>
+      <w:proofErr w:type="spellStart"/>
+      <w:r>
+        <w:rPr>
+          <w:b/>
+          <w:bCs/>
+          <w:lang w:val="en-US"/>
+        </w:rPr>
+        <w:t>user_thresholds</w:t>
+      </w:r>
+      <w:proofErr w:type="spellEnd"/>
+      <w:r>
+        <w:rPr>
+          <w:b/>
+          <w:bCs/>
+          <w:lang w:val="en-US"/>
+        </w:rPr>
+        <w:t xml:space="preserve"> (current truth used by the engine)</w:t>
+      </w:r>
+    </w:p>
+    <w:p>
+      <w:pPr>
+        <w:rPr>
+          <w:lang w:val="en-US"/>
+        </w:rPr>
+      </w:pPr>
+      <w:r>
+        <w:rPr>
+          <w:lang w:val="en-US"/>
+        </w:rPr>
+        <w:t>Per user + sport (and optionally per discipline like run/bike):</w:t>
+      </w:r>
+    </w:p>
+    <w:p>
+      <w:pPr>
+        <w:numPr>
+          <w:ilvl w:val="0"/>
+          <w:numId w:val="18"/>
+        </w:numPr>
+        <w:rPr>
+          <w:lang w:val="en-US"/>
+        </w:rPr>
+      </w:pPr>
+      <w:proofErr w:type="spellStart"/>
+      <w:r>
+        <w:rPr>
+          <w:lang w:val="en-US"/>
+        </w:rPr>
+        <w:t>max_hr</w:t>
+      </w:r>
+      <w:proofErr w:type="spellEnd"/>
+      <w:r>
+        <w:rPr>
+          <w:lang w:val="en-US"/>
+        </w:rPr>
+        <w:t xml:space="preserve">, </w:t>
+      </w:r>
+      <w:proofErr w:type="spellStart"/>
+      <w:r>
+        <w:rPr>
+          <w:lang w:val="en-US"/>
+        </w:rPr>
+        <w:t>lthr</w:t>
+      </w:r>
+      <w:proofErr w:type="spellEnd"/>
+      <w:r>
+        <w:rPr>
+          <w:lang w:val="en-US"/>
+        </w:rPr>
+        <w:t>, ftp/cp, pace zones, power zones</w:t>
+      </w:r>
+    </w:p>
+    <w:p>
+      <w:pPr>
+        <w:numPr>
+          <w:ilvl w:val="0"/>
+          <w:numId w:val="18"/>
+        </w:numPr>
+        <w:rPr>
+          <w:lang w:val="en-US"/>
+        </w:rPr>
+      </w:pPr>
+      <w:r>
+        <w:rPr>
+          <w:lang w:val="en-US"/>
+        </w:rPr>
         <w:lastRenderedPageBreak/>
-        <w:t>confidence fields</w:t>
-      </w:r>
-    </w:p>
-    <w:p>
-      <w:pPr>
-        <w:numPr>
-          <w:ilvl w:val="0"/>
-          <w:numId w:val="13"/>
-        </w:numPr>
-      </w:pPr>
-      <w:r>
-        <w:t>provenance fields</w:t>
-      </w:r>
-    </w:p>
-    <w:p>
-      <w:pPr>
-        <w:rPr>
-          <w:b/>
-          <w:bCs/>
-        </w:rPr>
-      </w:pPr>
-      <w:r>
-        <w:rPr>
-          <w:b/>
-          <w:bCs/>
-        </w:rPr>
-        <w:t>sleep_sessions</w:t>
-      </w:r>
-    </w:p>
-    <w:p>
-      <w:pPr>
-        <w:numPr>
-          <w:ilvl w:val="0"/>
-          <w:numId w:val="14"/>
-        </w:numPr>
-      </w:pPr>
-      <w:r>
-        <w:t>user_id, sleep_date</w:t>
-      </w:r>
-    </w:p>
-    <w:p>
-      <w:pPr>
-        <w:numPr>
-          <w:ilvl w:val="0"/>
-          <w:numId w:val="14"/>
-        </w:numPr>
-      </w:pPr>
-      <w:r>
-        <w:t>duration</w:t>
-      </w:r>
-    </w:p>
-    <w:p>
-      <w:pPr>
-        <w:numPr>
-          <w:ilvl w:val="0"/>
-          <w:numId w:val="14"/>
-        </w:numPr>
-      </w:pPr>
-      <w:r>
-        <w:t>stage_breakdown (if provided)</w:t>
-      </w:r>
-    </w:p>
-    <w:p>
-      <w:pPr>
-        <w:numPr>
-          <w:ilvl w:val="0"/>
-          <w:numId w:val="14"/>
-        </w:numPr>
-        <w:rPr>
-          <w:lang w:val="en-US"/>
-        </w:rPr>
-      </w:pPr>
-      <w:r>
-        <w:rPr>
-          <w:lang w:val="en-US"/>
-        </w:rPr>
-        <w:t xml:space="preserve">confidence: </w:t>
-      </w:r>
+        <w:t>confidence (high/med/low or numeric)</w:t>
+      </w:r>
+    </w:p>
+    <w:p>
+      <w:pPr>
+        <w:numPr>
+          <w:ilvl w:val="0"/>
+          <w:numId w:val="18"/>
+        </w:numPr>
+        <w:rPr>
+          <w:lang w:val="en-US"/>
+        </w:rPr>
+      </w:pPr>
       <w:proofErr w:type="spellStart"/>
       <w:r>
         <w:rPr>
           <w:lang w:val="en-US"/>
         </w:rPr>
-        <w:t>duration_conf</w:t>
+        <w:t>effective_from</w:t>
       </w:r>
       <w:proofErr w:type="spellEnd"/>
       <w:r>
         <w:rPr>
           <w:lang w:val="en-US"/>
         </w:rPr>
-        <w:t xml:space="preserve"> vs </w:t>
-      </w:r>
+        <w:t xml:space="preserve"> (when it applies)</w:t>
+      </w:r>
+    </w:p>
+    <w:p>
+      <w:pPr>
+        <w:numPr>
+          <w:ilvl w:val="0"/>
+          <w:numId w:val="18"/>
+        </w:numPr>
+      </w:pPr>
+      <w:r>
+        <w:t>last_updated_at</w:t>
+      </w:r>
+    </w:p>
+    <w:p>
+      <w:pPr>
+        <w:numPr>
+          <w:ilvl w:val="0"/>
+          <w:numId w:val="18"/>
+        </w:numPr>
+        <w:rPr>
+          <w:lang w:val="en-US"/>
+        </w:rPr>
+      </w:pPr>
+      <w:r>
+        <w:rPr>
+          <w:lang w:val="en-US"/>
+        </w:rPr>
+        <w:t>optional: user lock flags + lock expiry</w:t>
+      </w:r>
+    </w:p>
+    <w:p>
+      <w:pPr>
+        <w:rPr>
+          <w:b/>
+          <w:bCs/>
+          <w:lang w:val="en-US"/>
+        </w:rPr>
+      </w:pPr>
       <w:proofErr w:type="spellStart"/>
       <w:r>
         <w:rPr>
-          <w:lang w:val="en-US"/>
-        </w:rPr>
-        <w:t>stage_conf</w:t>
+          <w:b/>
+          <w:bCs/>
+          <w:lang w:val="en-US"/>
+        </w:rPr>
+        <w:t>calibration_events</w:t>
       </w:r>
       <w:proofErr w:type="spellEnd"/>
       <w:r>
         <w:rPr>
-          <w:lang w:val="en-US"/>
-        </w:rPr>
-        <w:t xml:space="preserve"> (separate!)</w:t>
-      </w:r>
-    </w:p>
-    <w:p>
-      <w:pPr>
-        <w:numPr>
-          <w:ilvl w:val="0"/>
-          <w:numId w:val="14"/>
-        </w:numPr>
-      </w:pPr>
-      <w:r>
-        <w:t>provenance fields</w:t>
-      </w:r>
-    </w:p>
-    <w:p>
-      <w:pPr>
-        <w:rPr>
-          <w:b/>
-          <w:bCs/>
-        </w:rPr>
-      </w:pPr>
-      <w:r>
-        <w:rPr>
-          <w:b/>
-          <w:bCs/>
-        </w:rPr>
-        <w:t>hrv_nights</w:t>
-      </w:r>
-    </w:p>
-    <w:p>
-      <w:pPr>
-        <w:numPr>
-          <w:ilvl w:val="0"/>
-          <w:numId w:val="15"/>
-        </w:numPr>
-      </w:pPr>
-      <w:r>
-        <w:t>user_id, date</w:t>
-      </w:r>
-    </w:p>
-    <w:p>
-      <w:pPr>
-        <w:numPr>
-          <w:ilvl w:val="0"/>
-          <w:numId w:val="15"/>
-        </w:numPr>
-        <w:rPr>
-          <w:lang w:val="en-US"/>
-        </w:rPr>
-      </w:pPr>
-      <w:r>
-        <w:rPr>
-          <w:lang w:val="en-US"/>
-        </w:rPr>
-        <w:t>HRV metric(s) you choose (ideally also store a transformed value if used)</w:t>
-      </w:r>
-    </w:p>
-    <w:p>
-      <w:pPr>
-        <w:numPr>
-          <w:ilvl w:val="0"/>
-          <w:numId w:val="15"/>
-        </w:numPr>
-      </w:pPr>
-      <w:r>
-        <w:t>confidence fields</w:t>
-      </w:r>
-    </w:p>
-    <w:p>
-      <w:pPr>
-        <w:numPr>
-          <w:ilvl w:val="0"/>
-          <w:numId w:val="15"/>
-        </w:numPr>
-      </w:pPr>
-      <w:r>
-        <w:t>provenance fields</w:t>
-      </w:r>
-    </w:p>
-    <w:p>
-      <w:pPr>
-        <w:rPr>
-          <w:b/>
-          <w:bCs/>
-        </w:rPr>
-      </w:pPr>
-      <w:r>
-        <w:rPr>
-          <w:b/>
-          <w:bCs/>
-        </w:rPr>
-        <w:t>user_flags (subjective)</w:t>
-      </w:r>
-    </w:p>
-    <w:p>
-      <w:pPr>
-        <w:numPr>
-          <w:ilvl w:val="0"/>
-          <w:numId w:val="16"/>
-        </w:numPr>
-        <w:rPr>
-          <w:lang w:val="en-US"/>
-        </w:rPr>
-      </w:pPr>
-      <w:r>
-        <w:rPr>
-          <w:lang w:val="en-US"/>
-        </w:rPr>
-        <w:t>injury/pain/symptoms, soreness, RPE, notes</w:t>
-      </w:r>
-    </w:p>
-    <w:p>
-      <w:pPr>
-        <w:numPr>
-          <w:ilvl w:val="0"/>
-          <w:numId w:val="16"/>
-        </w:numPr>
-        <w:rPr>
-          <w:lang w:val="en-US"/>
-        </w:rPr>
-      </w:pPr>
-      <w:r>
-        <w:rPr>
-          <w:lang w:val="en-US"/>
-        </w:rPr>
-        <w:t xml:space="preserve">timestamped (so it’s </w:t>
+          <w:b/>
+          <w:bCs/>
+          <w:lang w:val="en-US"/>
+        </w:rPr>
+        <w:t xml:space="preserve"> (append-only audit log)</w:t>
+      </w:r>
+    </w:p>
+    <w:p>
+      <w:r>
+        <w:t>Each change event:</w:t>
+      </w:r>
+    </w:p>
+    <w:p>
+      <w:pPr>
+        <w:numPr>
+          <w:ilvl w:val="0"/>
+          <w:numId w:val="19"/>
+        </w:numPr>
+        <w:rPr>
+          <w:lang w:val="en-US"/>
+        </w:rPr>
+      </w:pPr>
+      <w:r>
+        <w:rPr>
+          <w:lang w:val="en-US"/>
+        </w:rPr>
+        <w:t xml:space="preserve">parameter (e.g. </w:t>
       </w:r>
       <w:proofErr w:type="spellStart"/>
       <w:r>
         <w:rPr>
           <w:lang w:val="en-US"/>
         </w:rPr>
-        <w:t>queryable</w:t>
+        <w:t>running.max_hr</w:t>
       </w:r>
       <w:proofErr w:type="spellEnd"/>
       <w:r>
         <w:rPr>
           <w:lang w:val="en-US"/>
         </w:rPr>
-        <w:t xml:space="preserve"> over time)</w:t>
-      </w:r>
-    </w:p>
-    <w:p>
-      <w:pPr>
-        <w:rPr>
-          <w:b/>
-          <w:bCs/>
-        </w:rPr>
-      </w:pPr>
-      <w:r>
-        <w:rPr>
-          <w:b/>
-          <w:bCs/>
-        </w:rPr>
-        <w:t>user_preferences</w:t>
-      </w:r>
-    </w:p>
-    <w:p>
-      <w:pPr>
-        <w:numPr>
-          <w:ilvl w:val="0"/>
-          <w:numId w:val="17"/>
-        </w:numPr>
-      </w:pPr>
-      <w:r>
-        <w:t>risk tolerance</w:t>
-      </w:r>
-    </w:p>
-    <w:p>
-      <w:pPr>
-        <w:numPr>
-          <w:ilvl w:val="0"/>
-          <w:numId w:val="17"/>
-        </w:numPr>
-      </w:pPr>
-      <w:r>
-        <w:t>schedule constraints</w:t>
-      </w:r>
-    </w:p>
-    <w:p>
-      <w:pPr>
-        <w:numPr>
-          <w:ilvl w:val="0"/>
-          <w:numId w:val="17"/>
-        </w:numPr>
-      </w:pPr>
-      <w:r>
-        <w:t>adaptation aggressiveness preference (later)</w:t>
-      </w:r>
-    </w:p>
-    <w:p>
-      <w:pPr>
-        <w:rPr>
-          <w:b/>
-          <w:bCs/>
-          <w:lang w:val="en-US"/>
-        </w:rPr>
-      </w:pPr>
-      <w:r>
-        <w:rPr>
-          <w:b/>
-          <w:bCs/>
-          <w:lang w:val="en-US"/>
-        </w:rPr>
-        <w:t>4.2 Thresholds &amp; zones (current truth vs history)</w:t>
-      </w:r>
-    </w:p>
-    <w:p>
-      <w:pPr>
-        <w:rPr>
-          <w:lang w:val="en-US"/>
-        </w:rPr>
-      </w:pPr>
-      <w:r>
-        <w:rPr>
-          <w:lang w:val="en-US"/>
-        </w:rPr>
-        <w:t>This is where trust lives.</w:t>
-      </w:r>
-    </w:p>
-    <w:p>
-      <w:pPr>
-        <w:rPr>
-          <w:b/>
-          <w:bCs/>
+        <w:t>)</w:t>
+      </w:r>
+    </w:p>
+    <w:p>
+      <w:pPr>
+        <w:numPr>
+          <w:ilvl w:val="0"/>
+          <w:numId w:val="19"/>
+        </w:numPr>
+      </w:pPr>
+      <w:r>
+        <w:t>old_value, new_value, units</w:t>
+      </w:r>
+    </w:p>
+    <w:p>
+      <w:pPr>
+        <w:numPr>
+          <w:ilvl w:val="0"/>
+          <w:numId w:val="19"/>
+        </w:numPr>
+        <w:rPr>
           <w:lang w:val="en-US"/>
         </w:rPr>
       </w:pPr>
       <w:proofErr w:type="spellStart"/>
       <w:r>
         <w:rPr>
-          <w:b/>
-          <w:bCs/>
-          <w:lang w:val="en-US"/>
-        </w:rPr>
-        <w:t>user_thresholds</w:t>
+          <w:lang w:val="en-US"/>
+        </w:rPr>
+        <w:t>effective_from</w:t>
       </w:r>
       <w:proofErr w:type="spellEnd"/>
       <w:r>
         <w:rPr>
-          <w:b/>
-          <w:bCs/>
-          <w:lang w:val="en-US"/>
-        </w:rPr>
-        <w:t xml:space="preserve"> (current truth used by the engine)</w:t>
-      </w:r>
-    </w:p>
-    <w:p>
-      <w:pPr>
-        <w:rPr>
-          <w:lang w:val="en-US"/>
-        </w:rPr>
-      </w:pPr>
-      <w:r>
-        <w:rPr>
-          <w:lang w:val="en-US"/>
-        </w:rPr>
-        <w:t>Per user + sport (and optionally per discipline like run/bike):</w:t>
-      </w:r>
-    </w:p>
-    <w:p>
-      <w:pPr>
-        <w:numPr>
-          <w:ilvl w:val="0"/>
-          <w:numId w:val="18"/>
+          <w:lang w:val="en-US"/>
+        </w:rPr>
+        <w:t xml:space="preserve"> (when it should apply)</w:t>
+      </w:r>
+    </w:p>
+    <w:p>
+      <w:pPr>
+        <w:numPr>
+          <w:ilvl w:val="0"/>
+          <w:numId w:val="19"/>
         </w:numPr>
         <w:rPr>
           <w:lang w:val="en-US"/>
@@ -2142,52 +2513,46 @@
         <w:rPr>
           <w:lang w:val="en-US"/>
         </w:rPr>
-        <w:t>max_hr</w:t>
+        <w:t>applied_at</w:t>
       </w:r>
       <w:proofErr w:type="spellEnd"/>
       <w:r>
         <w:rPr>
           <w:lang w:val="en-US"/>
         </w:rPr>
-        <w:t xml:space="preserve">, </w:t>
+        <w:t xml:space="preserve"> (when </w:t>
       </w:r>
       <w:proofErr w:type="spellStart"/>
       <w:r>
         <w:rPr>
           <w:lang w:val="en-US"/>
         </w:rPr>
-        <w:t>lthr</w:t>
+        <w:t>Trainelo</w:t>
       </w:r>
       <w:proofErr w:type="spellEnd"/>
       <w:r>
         <w:rPr>
           <w:lang w:val="en-US"/>
         </w:rPr>
-        <w:t>, ftp/cp, pace zones, power zones</w:t>
-      </w:r>
-    </w:p>
-    <w:p>
-      <w:pPr>
-        <w:numPr>
-          <w:ilvl w:val="0"/>
-          <w:numId w:val="18"/>
-        </w:numPr>
-        <w:rPr>
-          <w:lang w:val="en-US"/>
-        </w:rPr>
-      </w:pPr>
-      <w:r>
-        <w:rPr>
-          <w:lang w:val="en-US"/>
-        </w:rPr>
-        <w:t>confidence (high/med/low or numeric)</w:t>
-      </w:r>
-    </w:p>
-    <w:p>
-      <w:pPr>
-        <w:numPr>
-          <w:ilvl w:val="0"/>
-          <w:numId w:val="18"/>
+        <w:t xml:space="preserve"> applied it)</w:t>
+      </w:r>
+    </w:p>
+    <w:p>
+      <w:pPr>
+        <w:numPr>
+          <w:ilvl w:val="0"/>
+          <w:numId w:val="19"/>
+        </w:numPr>
+      </w:pPr>
+      <w:r>
+        <w:t>reason_codes[]</w:t>
+      </w:r>
+    </w:p>
+    <w:p>
+      <w:pPr>
+        <w:numPr>
+          <w:ilvl w:val="0"/>
+          <w:numId w:val="19"/>
         </w:numPr>
         <w:rPr>
           <w:lang w:val="en-US"/>
@@ -2198,74 +2563,53 @@
         <w:rPr>
           <w:lang w:val="en-US"/>
         </w:rPr>
-        <w:t>effective_from</w:t>
+        <w:t>evidence_summary</w:t>
       </w:r>
       <w:proofErr w:type="spellEnd"/>
       <w:r>
         <w:rPr>
           <w:lang w:val="en-US"/>
         </w:rPr>
-        <w:t xml:space="preserve"> (when it applies)</w:t>
-      </w:r>
-    </w:p>
-    <w:p>
-      <w:pPr>
-        <w:numPr>
-          <w:ilvl w:val="0"/>
-          <w:numId w:val="18"/>
-        </w:numPr>
-      </w:pPr>
-      <w:r>
-        <w:t>last_updated_at</w:t>
-      </w:r>
-    </w:p>
-    <w:p>
-      <w:pPr>
-        <w:numPr>
-          <w:ilvl w:val="0"/>
-          <w:numId w:val="18"/>
-        </w:numPr>
-        <w:rPr>
-          <w:lang w:val="en-US"/>
-        </w:rPr>
-      </w:pPr>
-      <w:r>
-        <w:rPr>
-          <w:lang w:val="en-US"/>
-        </w:rPr>
-        <w:t>optional: user lock flags + lock expiry</w:t>
-      </w:r>
-    </w:p>
-    <w:p>
-      <w:pPr>
-        <w:rPr>
-          <w:b/>
-          <w:bCs/>
+        <w:t xml:space="preserve"> (human readable short)</w:t>
+      </w:r>
+    </w:p>
+    <w:p>
+      <w:pPr>
+        <w:numPr>
+          <w:ilvl w:val="0"/>
+          <w:numId w:val="19"/>
+        </w:numPr>
+        <w:rPr>
           <w:lang w:val="en-US"/>
         </w:rPr>
       </w:pPr>
       <w:proofErr w:type="spellStart"/>
       <w:r>
         <w:rPr>
-          <w:b/>
-          <w:bCs/>
-          <w:lang w:val="en-US"/>
-        </w:rPr>
-        <w:t>calibration_events</w:t>
+          <w:lang w:val="en-US"/>
+        </w:rPr>
+        <w:t>evidence_pointers</w:t>
       </w:r>
       <w:proofErr w:type="spellEnd"/>
       <w:r>
         <w:rPr>
-          <w:b/>
-          <w:bCs/>
-          <w:lang w:val="en-US"/>
-        </w:rPr>
-        <w:t xml:space="preserve"> (append-only audit log)</w:t>
-      </w:r>
-    </w:p>
-    <w:p>
-      <w:r>
-        <w:t>Each change event:</w:t>
+          <w:lang w:val="en-US"/>
+        </w:rPr>
+        <w:t xml:space="preserve"> (canonical IDs + raw </w:t>
+      </w:r>
+      <w:proofErr w:type="spellStart"/>
+      <w:r>
+        <w:rPr>
+          <w:lang w:val="en-US"/>
+        </w:rPr>
+        <w:t>source_ref</w:t>
+      </w:r>
+      <w:proofErr w:type="spellEnd"/>
+      <w:r>
+        <w:rPr>
+          <w:lang w:val="en-US"/>
+        </w:rPr>
+        <w:t>)</w:t>
       </w:r>
     </w:p>
     <w:p>
@@ -2274,6 +2618,336 @@
           <w:ilvl w:val="0"/>
           <w:numId w:val="19"/>
         </w:numPr>
+      </w:pPr>
+      <w:r>
+        <w:t>confidence</w:t>
+      </w:r>
+    </w:p>
+    <w:p>
+      <w:pPr>
+        <w:numPr>
+          <w:ilvl w:val="0"/>
+          <w:numId w:val="19"/>
+        </w:numPr>
+        <w:rPr>
+          <w:lang w:val="en-US"/>
+        </w:rPr>
+      </w:pPr>
+      <w:proofErr w:type="spellStart"/>
+      <w:r>
+        <w:rPr>
+          <w:lang w:val="en-US"/>
+        </w:rPr>
+        <w:t>user_action</w:t>
+      </w:r>
+      <w:proofErr w:type="spellEnd"/>
+      <w:r>
+        <w:rPr>
+          <w:lang w:val="en-US"/>
+        </w:rPr>
+        <w:t xml:space="preserve"> (</w:t>
+      </w:r>
+      <w:proofErr w:type="spellStart"/>
+      <w:r>
+        <w:rPr>
+          <w:lang w:val="en-US"/>
+        </w:rPr>
+        <w:t>auto_applied</w:t>
+      </w:r>
+      <w:proofErr w:type="spellEnd"/>
+      <w:r>
+        <w:rPr>
+          <w:lang w:val="en-US"/>
+        </w:rPr>
+        <w:t xml:space="preserve"> / </w:t>
+      </w:r>
+      <w:proofErr w:type="spellStart"/>
+      <w:r>
+        <w:rPr>
+          <w:lang w:val="en-US"/>
+        </w:rPr>
+        <w:t>user_accepted</w:t>
+      </w:r>
+      <w:proofErr w:type="spellEnd"/>
+      <w:r>
+        <w:rPr>
+          <w:lang w:val="en-US"/>
+        </w:rPr>
+        <w:t xml:space="preserve"> / undone / locked)</w:t>
+      </w:r>
+    </w:p>
+    <w:p>
+      <w:pPr>
+        <w:numPr>
+          <w:ilvl w:val="0"/>
+          <w:numId w:val="19"/>
+        </w:numPr>
+        <w:rPr>
+          <w:lang w:val="en-US"/>
+        </w:rPr>
+      </w:pPr>
+      <w:proofErr w:type="spellStart"/>
+      <w:r>
+        <w:rPr>
+          <w:lang w:val="en-US"/>
+        </w:rPr>
+        <w:t>replaces_event_id</w:t>
+      </w:r>
+      <w:proofErr w:type="spellEnd"/>
+      <w:r>
+        <w:rPr>
+          <w:lang w:val="en-US"/>
+        </w:rPr>
+        <w:t xml:space="preserve"> (optional link chain)</w:t>
+      </w:r>
+    </w:p>
+    <w:p>
+      <w:pPr>
+        <w:rPr>
+          <w:b/>
+          <w:bCs/>
+          <w:lang w:val="en-US"/>
+        </w:rPr>
+      </w:pPr>
+      <w:r>
+        <w:rPr>
+          <w:b/>
+          <w:bCs/>
+          <w:lang w:val="en-US"/>
+        </w:rPr>
+        <w:t>Undo / lock / cooldown rules (V1)</w:t>
+      </w:r>
+    </w:p>
+    <w:p>
+      <w:pPr>
+        <w:numPr>
+          <w:ilvl w:val="0"/>
+          <w:numId w:val="20"/>
+        </w:numPr>
+        <w:rPr>
+          <w:lang w:val="en-US"/>
+        </w:rPr>
+      </w:pPr>
+      <w:r>
+        <w:rPr>
+          <w:lang w:val="en-US"/>
+        </w:rPr>
+        <w:t xml:space="preserve">Undo creates a new </w:t>
+      </w:r>
+      <w:proofErr w:type="spellStart"/>
+      <w:r>
+        <w:rPr>
+          <w:lang w:val="en-US"/>
+        </w:rPr>
+        <w:t>calibration_event</w:t>
+      </w:r>
+      <w:proofErr w:type="spellEnd"/>
+      <w:r>
+        <w:rPr>
+          <w:lang w:val="en-US"/>
+        </w:rPr>
+        <w:t xml:space="preserve"> reversing the change (bank-transaction style)</w:t>
+      </w:r>
+    </w:p>
+    <w:p>
+      <w:pPr>
+        <w:numPr>
+          <w:ilvl w:val="0"/>
+          <w:numId w:val="20"/>
+        </w:numPr>
+        <w:rPr>
+          <w:lang w:val="en-US"/>
+        </w:rPr>
+      </w:pPr>
+      <w:r>
+        <w:rPr>
+          <w:lang w:val="en-US"/>
+        </w:rPr>
+        <w:t>After undo: apply cooldown (e.g., 14–30 days) to prevent “fight the user”</w:t>
+      </w:r>
+    </w:p>
+    <w:p>
+      <w:pPr>
+        <w:numPr>
+          <w:ilvl w:val="0"/>
+          <w:numId w:val="20"/>
+        </w:numPr>
+        <w:rPr>
+          <w:lang w:val="en-US"/>
+        </w:rPr>
+      </w:pPr>
+      <w:r>
+        <w:rPr>
+          <w:lang w:val="en-US"/>
+        </w:rPr>
+        <w:t>Allow user “lock parameter for X days” per sport</w:t>
+      </w:r>
+    </w:p>
+    <w:p>
+      <w:r>
+        <w:pict w14:anchorId="4D853792">
+          <v:rect id="_x0000_i1068" style="width:0;height:1.5pt" o:hralign="center" o:hrstd="t" o:hr="t" fillcolor="#a0a0a0" stroked="f"/>
+        </w:pict>
+      </w:r>
+    </w:p>
+    <w:p>
+      <w:pPr>
+        <w:rPr>
+          <w:b/>
+          <w:bCs/>
+          <w:lang w:val="en-US"/>
+        </w:rPr>
+      </w:pPr>
+      <w:r>
+        <w:rPr>
+          <w:b/>
+          <w:bCs/>
+          <w:lang w:val="en-US"/>
+        </w:rPr>
+        <w:t>5) Data integrity + uncertainty (Math, not AI)</w:t>
+      </w:r>
+    </w:p>
+    <w:p>
+      <w:pPr>
+        <w:rPr>
+          <w:b/>
+          <w:bCs/>
+          <w:lang w:val="en-US"/>
+        </w:rPr>
+      </w:pPr>
+      <w:r>
+        <w:rPr>
+          <w:b/>
+          <w:bCs/>
+          <w:lang w:val="en-US"/>
+        </w:rPr>
+        <w:t>5.1 Validity checks</w:t>
+      </w:r>
+    </w:p>
+    <w:p>
+      <w:pPr>
+        <w:rPr>
+          <w:lang w:val="en-US"/>
+        </w:rPr>
+      </w:pPr>
+      <w:r>
+        <w:rPr>
+          <w:lang w:val="en-US"/>
+        </w:rPr>
+        <w:t>Per metric, compute:</w:t>
+      </w:r>
+    </w:p>
+    <w:p>
+      <w:pPr>
+        <w:numPr>
+          <w:ilvl w:val="0"/>
+          <w:numId w:val="21"/>
+        </w:numPr>
+      </w:pPr>
+      <w:r>
+        <w:t>missingness (no data)</w:t>
+      </w:r>
+    </w:p>
+    <w:p>
+      <w:pPr>
+        <w:numPr>
+          <w:ilvl w:val="0"/>
+          <w:numId w:val="21"/>
+        </w:numPr>
+      </w:pPr>
+      <w:r>
+        <w:t>implausible values (outliers)</w:t>
+      </w:r>
+    </w:p>
+    <w:p>
+      <w:pPr>
+        <w:numPr>
+          <w:ilvl w:val="0"/>
+          <w:numId w:val="21"/>
+        </w:numPr>
+        <w:rPr>
+          <w:lang w:val="en-US"/>
+        </w:rPr>
+      </w:pPr>
+      <w:r>
+        <w:rPr>
+          <w:lang w:val="en-US"/>
+        </w:rPr>
+        <w:t>known artifact heuristics (e.g., HR spikes)</w:t>
+      </w:r>
+    </w:p>
+    <w:p>
+      <w:pPr>
+        <w:numPr>
+          <w:ilvl w:val="0"/>
+          <w:numId w:val="21"/>
+        </w:numPr>
+        <w:rPr>
+          <w:lang w:val="en-US"/>
+        </w:rPr>
+      </w:pPr>
+      <w:r>
+        <w:rPr>
+          <w:lang w:val="en-US"/>
+        </w:rPr>
+        <w:t>optional: “data freshness” / late sync detection</w:t>
+      </w:r>
+    </w:p>
+    <w:p>
+      <w:pPr>
+        <w:rPr>
+          <w:lang w:val="en-US"/>
+        </w:rPr>
+      </w:pPr>
+      <w:r>
+        <w:rPr>
+          <w:lang w:val="en-US"/>
+        </w:rPr>
+        <w:t xml:space="preserve">Output: valid </w:t>
+      </w:r>
+      <w:proofErr w:type="spellStart"/>
+      <w:r>
+        <w:rPr>
+          <w:lang w:val="en-US"/>
+        </w:rPr>
+        <w:t>boolean</w:t>
+      </w:r>
+      <w:proofErr w:type="spellEnd"/>
+      <w:r>
+        <w:rPr>
+          <w:lang w:val="en-US"/>
+        </w:rPr>
+        <w:t xml:space="preserve"> + confidence scalar</w:t>
+      </w:r>
+    </w:p>
+    <w:p>
+      <w:pPr>
+        <w:rPr>
+          <w:b/>
+          <w:bCs/>
+          <w:lang w:val="en-US"/>
+        </w:rPr>
+      </w:pPr>
+      <w:r>
+        <w:rPr>
+          <w:b/>
+          <w:bCs/>
+          <w:lang w:val="en-US"/>
+        </w:rPr>
+        <w:t>5.2 Metric confidence (separate by metric)</w:t>
+      </w:r>
+    </w:p>
+    <w:p>
+      <w:r>
+        <w:t>Examples:</w:t>
+      </w:r>
+    </w:p>
+    <w:p>
+      <w:pPr>
+        <w:numPr>
+          <w:ilvl w:val="0"/>
+          <w:numId w:val="22"/>
+        </w:numPr>
         <w:rPr>
           <w:lang w:val="en-US"/>
         </w:rPr>
@@ -2283,501 +2957,7 @@
           <w:lang w:val="en-US"/>
         </w:rPr>
         <w:lastRenderedPageBreak/>
-        <w:t xml:space="preserve">parameter (e.g. </w:t>
-      </w:r>
-      <w:proofErr w:type="spellStart"/>
-      <w:r>
-        <w:rPr>
-          <w:lang w:val="en-US"/>
-        </w:rPr>
-        <w:t>running.max_hr</w:t>
-      </w:r>
-      <w:proofErr w:type="spellEnd"/>
-      <w:r>
-        <w:rPr>
-          <w:lang w:val="en-US"/>
-        </w:rPr>
-        <w:t>)</w:t>
-      </w:r>
-    </w:p>
-    <w:p>
-      <w:pPr>
-        <w:numPr>
-          <w:ilvl w:val="0"/>
-          <w:numId w:val="19"/>
-        </w:numPr>
-      </w:pPr>
-      <w:r>
-        <w:t>old_value, new_value, units</w:t>
-      </w:r>
-    </w:p>
-    <w:p>
-      <w:pPr>
-        <w:numPr>
-          <w:ilvl w:val="0"/>
-          <w:numId w:val="19"/>
-        </w:numPr>
-        <w:rPr>
-          <w:lang w:val="en-US"/>
-        </w:rPr>
-      </w:pPr>
-      <w:proofErr w:type="spellStart"/>
-      <w:r>
-        <w:rPr>
-          <w:lang w:val="en-US"/>
-        </w:rPr>
-        <w:t>effective_from</w:t>
-      </w:r>
-      <w:proofErr w:type="spellEnd"/>
-      <w:r>
-        <w:rPr>
-          <w:lang w:val="en-US"/>
-        </w:rPr>
-        <w:t xml:space="preserve"> (when it should apply)</w:t>
-      </w:r>
-    </w:p>
-    <w:p>
-      <w:pPr>
-        <w:numPr>
-          <w:ilvl w:val="0"/>
-          <w:numId w:val="19"/>
-        </w:numPr>
-        <w:rPr>
-          <w:lang w:val="en-US"/>
-        </w:rPr>
-      </w:pPr>
-      <w:proofErr w:type="spellStart"/>
-      <w:r>
-        <w:rPr>
-          <w:lang w:val="en-US"/>
-        </w:rPr>
-        <w:t>applied_at</w:t>
-      </w:r>
-      <w:proofErr w:type="spellEnd"/>
-      <w:r>
-        <w:rPr>
-          <w:lang w:val="en-US"/>
-        </w:rPr>
-        <w:t xml:space="preserve"> (when </w:t>
-      </w:r>
-      <w:proofErr w:type="spellStart"/>
-      <w:r>
-        <w:rPr>
-          <w:lang w:val="en-US"/>
-        </w:rPr>
-        <w:t>Trainelo</w:t>
-      </w:r>
-      <w:proofErr w:type="spellEnd"/>
-      <w:r>
-        <w:rPr>
-          <w:lang w:val="en-US"/>
-        </w:rPr>
-        <w:t xml:space="preserve"> applied it)</w:t>
-      </w:r>
-    </w:p>
-    <w:p>
-      <w:pPr>
-        <w:numPr>
-          <w:ilvl w:val="0"/>
-          <w:numId w:val="19"/>
-        </w:numPr>
-      </w:pPr>
-      <w:r>
-        <w:t>reason_codes[]</w:t>
-      </w:r>
-    </w:p>
-    <w:p>
-      <w:pPr>
-        <w:numPr>
-          <w:ilvl w:val="0"/>
-          <w:numId w:val="19"/>
-        </w:numPr>
-        <w:rPr>
-          <w:lang w:val="en-US"/>
-        </w:rPr>
-      </w:pPr>
-      <w:proofErr w:type="spellStart"/>
-      <w:r>
-        <w:rPr>
-          <w:lang w:val="en-US"/>
-        </w:rPr>
-        <w:t>evidence_summary</w:t>
-      </w:r>
-      <w:proofErr w:type="spellEnd"/>
-      <w:r>
-        <w:rPr>
-          <w:lang w:val="en-US"/>
-        </w:rPr>
-        <w:t xml:space="preserve"> (human readable short)</w:t>
-      </w:r>
-    </w:p>
-    <w:p>
-      <w:pPr>
-        <w:numPr>
-          <w:ilvl w:val="0"/>
-          <w:numId w:val="19"/>
-        </w:numPr>
-        <w:rPr>
-          <w:lang w:val="en-US"/>
-        </w:rPr>
-      </w:pPr>
-      <w:proofErr w:type="spellStart"/>
-      <w:r>
-        <w:rPr>
-          <w:lang w:val="en-US"/>
-        </w:rPr>
-        <w:t>evidence_pointers</w:t>
-      </w:r>
-      <w:proofErr w:type="spellEnd"/>
-      <w:r>
-        <w:rPr>
-          <w:lang w:val="en-US"/>
-        </w:rPr>
-        <w:t xml:space="preserve"> (canonical IDs + raw </w:t>
-      </w:r>
-      <w:proofErr w:type="spellStart"/>
-      <w:r>
-        <w:rPr>
-          <w:lang w:val="en-US"/>
-        </w:rPr>
-        <w:t>source_ref</w:t>
-      </w:r>
-      <w:proofErr w:type="spellEnd"/>
-      <w:r>
-        <w:rPr>
-          <w:lang w:val="en-US"/>
-        </w:rPr>
-        <w:t>)</w:t>
-      </w:r>
-    </w:p>
-    <w:p>
-      <w:pPr>
-        <w:numPr>
-          <w:ilvl w:val="0"/>
-          <w:numId w:val="19"/>
-        </w:numPr>
-      </w:pPr>
-      <w:r>
-        <w:t>confidence</w:t>
-      </w:r>
-    </w:p>
-    <w:p>
-      <w:pPr>
-        <w:numPr>
-          <w:ilvl w:val="0"/>
-          <w:numId w:val="19"/>
-        </w:numPr>
-        <w:rPr>
-          <w:lang w:val="en-US"/>
-        </w:rPr>
-      </w:pPr>
-      <w:proofErr w:type="spellStart"/>
-      <w:r>
-        <w:rPr>
-          <w:lang w:val="en-US"/>
-        </w:rPr>
-        <w:t>user_action</w:t>
-      </w:r>
-      <w:proofErr w:type="spellEnd"/>
-      <w:r>
-        <w:rPr>
-          <w:lang w:val="en-US"/>
-        </w:rPr>
-        <w:t xml:space="preserve"> (</w:t>
-      </w:r>
-      <w:proofErr w:type="spellStart"/>
-      <w:r>
-        <w:rPr>
-          <w:lang w:val="en-US"/>
-        </w:rPr>
-        <w:t>auto_applied</w:t>
-      </w:r>
-      <w:proofErr w:type="spellEnd"/>
-      <w:r>
-        <w:rPr>
-          <w:lang w:val="en-US"/>
-        </w:rPr>
-        <w:t xml:space="preserve"> / </w:t>
-      </w:r>
-      <w:proofErr w:type="spellStart"/>
-      <w:r>
-        <w:rPr>
-          <w:lang w:val="en-US"/>
-        </w:rPr>
-        <w:t>user_accepted</w:t>
-      </w:r>
-      <w:proofErr w:type="spellEnd"/>
-      <w:r>
-        <w:rPr>
-          <w:lang w:val="en-US"/>
-        </w:rPr>
-        <w:t xml:space="preserve"> / undone / locked)</w:t>
-      </w:r>
-    </w:p>
-    <w:p>
-      <w:pPr>
-        <w:numPr>
-          <w:ilvl w:val="0"/>
-          <w:numId w:val="19"/>
-        </w:numPr>
-        <w:rPr>
-          <w:lang w:val="en-US"/>
-        </w:rPr>
-      </w:pPr>
-      <w:proofErr w:type="spellStart"/>
-      <w:r>
-        <w:rPr>
-          <w:lang w:val="en-US"/>
-        </w:rPr>
-        <w:t>replaces_event_id</w:t>
-      </w:r>
-      <w:proofErr w:type="spellEnd"/>
-      <w:r>
-        <w:rPr>
-          <w:lang w:val="en-US"/>
-        </w:rPr>
-        <w:t xml:space="preserve"> (optional link chain)</w:t>
-      </w:r>
-    </w:p>
-    <w:p>
-      <w:pPr>
-        <w:rPr>
-          <w:b/>
-          <w:bCs/>
-          <w:lang w:val="en-US"/>
-        </w:rPr>
-      </w:pPr>
-      <w:r>
-        <w:rPr>
-          <w:b/>
-          <w:bCs/>
-          <w:lang w:val="en-US"/>
-        </w:rPr>
-        <w:t>Undo / lock / cooldown rules (V1)</w:t>
-      </w:r>
-    </w:p>
-    <w:p>
-      <w:pPr>
-        <w:numPr>
-          <w:ilvl w:val="0"/>
-          <w:numId w:val="20"/>
-        </w:numPr>
-        <w:rPr>
-          <w:lang w:val="en-US"/>
-        </w:rPr>
-      </w:pPr>
-      <w:r>
-        <w:rPr>
-          <w:lang w:val="en-US"/>
-        </w:rPr>
-        <w:t xml:space="preserve">Undo creates a new </w:t>
-      </w:r>
-      <w:proofErr w:type="spellStart"/>
-      <w:r>
-        <w:rPr>
-          <w:lang w:val="en-US"/>
-        </w:rPr>
-        <w:t>calibration_event</w:t>
-      </w:r>
-      <w:proofErr w:type="spellEnd"/>
-      <w:r>
-        <w:rPr>
-          <w:lang w:val="en-US"/>
-        </w:rPr>
-        <w:t xml:space="preserve"> reversing the change (bank-transaction style)</w:t>
-      </w:r>
-    </w:p>
-    <w:p>
-      <w:pPr>
-        <w:numPr>
-          <w:ilvl w:val="0"/>
-          <w:numId w:val="20"/>
-        </w:numPr>
-        <w:rPr>
-          <w:lang w:val="en-US"/>
-        </w:rPr>
-      </w:pPr>
-      <w:r>
-        <w:rPr>
-          <w:lang w:val="en-US"/>
-        </w:rPr>
-        <w:t>After undo: apply cooldown (e.g., 14–30 days) to prevent “fight the user”</w:t>
-      </w:r>
-    </w:p>
-    <w:p>
-      <w:pPr>
-        <w:numPr>
-          <w:ilvl w:val="0"/>
-          <w:numId w:val="20"/>
-        </w:numPr>
-        <w:rPr>
-          <w:lang w:val="en-US"/>
-        </w:rPr>
-      </w:pPr>
-      <w:r>
-        <w:rPr>
-          <w:lang w:val="en-US"/>
-        </w:rPr>
-        <w:t>Allow user “lock parameter for X days” per sport</w:t>
-      </w:r>
-    </w:p>
-    <w:p>
-      <w:r>
-        <w:pict w14:anchorId="5D778100">
-          <v:rect id="_x0000_i1144" style="width:0;height:1.5pt" o:hralign="center" o:hrstd="t" o:hr="t" fillcolor="#a0a0a0" stroked="f"/>
-        </w:pict>
-      </w:r>
-    </w:p>
-    <w:p>
-      <w:pPr>
-        <w:rPr>
-          <w:b/>
-          <w:bCs/>
-          <w:lang w:val="en-US"/>
-        </w:rPr>
-      </w:pPr>
-      <w:r>
-        <w:rPr>
-          <w:b/>
-          <w:bCs/>
-          <w:lang w:val="en-US"/>
-        </w:rPr>
-        <w:t>5) Data integrity + uncertainty (Math, not AI)</w:t>
-      </w:r>
-    </w:p>
-    <w:p>
-      <w:pPr>
-        <w:rPr>
-          <w:b/>
-          <w:bCs/>
-          <w:lang w:val="en-US"/>
-        </w:rPr>
-      </w:pPr>
-      <w:r>
-        <w:rPr>
-          <w:b/>
-          <w:bCs/>
-          <w:lang w:val="en-US"/>
-        </w:rPr>
-        <w:t>5.1 Validity checks</w:t>
-      </w:r>
-    </w:p>
-    <w:p>
-      <w:pPr>
-        <w:rPr>
-          <w:lang w:val="en-US"/>
-        </w:rPr>
-      </w:pPr>
-      <w:r>
-        <w:rPr>
-          <w:lang w:val="en-US"/>
-        </w:rPr>
-        <w:t>Per metric, compute:</w:t>
-      </w:r>
-    </w:p>
-    <w:p>
-      <w:pPr>
-        <w:numPr>
-          <w:ilvl w:val="0"/>
-          <w:numId w:val="21"/>
-        </w:numPr>
-      </w:pPr>
-      <w:r>
-        <w:t>missingness (no data)</w:t>
-      </w:r>
-    </w:p>
-    <w:p>
-      <w:pPr>
-        <w:numPr>
-          <w:ilvl w:val="0"/>
-          <w:numId w:val="21"/>
-        </w:numPr>
-      </w:pPr>
-      <w:r>
-        <w:t>implausible values (outliers)</w:t>
-      </w:r>
-    </w:p>
-    <w:p>
-      <w:pPr>
-        <w:numPr>
-          <w:ilvl w:val="0"/>
-          <w:numId w:val="21"/>
-        </w:numPr>
-        <w:rPr>
-          <w:lang w:val="en-US"/>
-        </w:rPr>
-      </w:pPr>
-      <w:r>
-        <w:rPr>
-          <w:lang w:val="en-US"/>
-        </w:rPr>
-        <w:t>known artifact heuristics (e.g., HR spikes)</w:t>
-      </w:r>
-    </w:p>
-    <w:p>
-      <w:pPr>
-        <w:numPr>
-          <w:ilvl w:val="0"/>
-          <w:numId w:val="21"/>
-        </w:numPr>
-        <w:rPr>
-          <w:lang w:val="en-US"/>
-        </w:rPr>
-      </w:pPr>
-      <w:r>
-        <w:rPr>
-          <w:lang w:val="en-US"/>
-        </w:rPr>
-        <w:t>optional: “data freshness” / late sync detection</w:t>
-      </w:r>
-    </w:p>
-    <w:p>
-      <w:pPr>
-        <w:rPr>
-          <w:lang w:val="en-US"/>
-        </w:rPr>
-      </w:pPr>
-      <w:r>
-        <w:rPr>
-          <w:lang w:val="en-US"/>
-        </w:rPr>
-        <w:t xml:space="preserve">Output: valid </w:t>
-      </w:r>
-      <w:proofErr w:type="spellStart"/>
-      <w:r>
-        <w:rPr>
-          <w:lang w:val="en-US"/>
-        </w:rPr>
-        <w:t>boolean</w:t>
-      </w:r>
-      <w:proofErr w:type="spellEnd"/>
-      <w:r>
-        <w:rPr>
-          <w:lang w:val="en-US"/>
-        </w:rPr>
-        <w:t xml:space="preserve"> + confidence scalar</w:t>
-      </w:r>
-    </w:p>
-    <w:p>
-      <w:pPr>
-        <w:rPr>
-          <w:b/>
-          <w:bCs/>
-          <w:lang w:val="en-US"/>
-        </w:rPr>
-      </w:pPr>
-      <w:r>
-        <w:rPr>
-          <w:b/>
-          <w:bCs/>
-          <w:lang w:val="en-US"/>
-        </w:rPr>
-        <w:t>5.2 Metric confidence (separate by metric)</w:t>
-      </w:r>
-    </w:p>
-    <w:p>
-      <w:r>
-        <w:t>Examples:</w:t>
+        <w:t>HR confidence (strap vs wrist / artifact flags if available)</w:t>
       </w:r>
     </w:p>
     <w:p>
@@ -2794,7 +2974,7 @@
         <w:rPr>
           <w:lang w:val="en-US"/>
         </w:rPr>
-        <w:t>HR confidence (strap vs wrist / artifact flags if available)</w:t>
+        <w:t>sleep duration confidence (usually higher)</w:t>
       </w:r>
     </w:p>
     <w:p>
@@ -2811,7 +2991,7 @@
         <w:rPr>
           <w:lang w:val="en-US"/>
         </w:rPr>
-        <w:t>sleep duration confidence (usually higher)</w:t>
+        <w:t>sleep stage confidence (often lower)</w:t>
       </w:r>
     </w:p>
     <w:p>
@@ -2828,23 +3008,6 @@
         <w:rPr>
           <w:lang w:val="en-US"/>
         </w:rPr>
-        <w:t>sleep stage confidence (often lower)</w:t>
-      </w:r>
-    </w:p>
-    <w:p>
-      <w:pPr>
-        <w:numPr>
-          <w:ilvl w:val="0"/>
-          <w:numId w:val="22"/>
-        </w:numPr>
-        <w:rPr>
-          <w:lang w:val="en-US"/>
-        </w:rPr>
-      </w:pPr>
-      <w:r>
-        <w:rPr>
-          <w:lang w:val="en-US"/>
-        </w:rPr>
         <w:t>HRV confidence (depends on measurement conditions)</w:t>
       </w:r>
     </w:p>
@@ -2880,7 +3043,6 @@
     </w:p>
     <w:p>
       <w:r>
-        <w:lastRenderedPageBreak/>
         <w:t>Use:</w:t>
       </w:r>
     </w:p>
@@ -2961,8 +3123,8 @@
     </w:p>
     <w:p>
       <w:r>
-        <w:pict w14:anchorId="4C9CC2C1">
-          <v:rect id="_x0000_i1145" style="width:0;height:1.5pt" o:hralign="center" o:hrstd="t" o:hr="t" fillcolor="#a0a0a0" stroked="f"/>
+        <w:pict w14:anchorId="0AB1C970">
+          <v:rect id="_x0000_i1069" style="width:0;height:1.5pt" o:hralign="center" o:hrstd="t" o:hr="t" fillcolor="#a0a0a0" stroked="f"/>
         </w:pict>
       </w:r>
     </w:p>
@@ -3209,8 +3371,8 @@
     </w:p>
     <w:p>
       <w:r>
-        <w:pict w14:anchorId="34E83337">
-          <v:rect id="_x0000_i1146" style="width:0;height:1.5pt" o:hralign="center" o:hrstd="t" o:hr="t" fillcolor="#a0a0a0" stroked="f"/>
+        <w:pict w14:anchorId="618988A8">
+          <v:rect id="_x0000_i1070" style="width:0;height:1.5pt" o:hralign="center" o:hrstd="t" o:hr="t" fillcolor="#a0a0a0" stroked="f"/>
         </w:pict>
       </w:r>
     </w:p>
@@ -3228,6 +3390,7 @@
           <w:bCs/>
           <w:lang w:val="en-US"/>
         </w:rPr>
+        <w:lastRenderedPageBreak/>
         <w:t>7) Physiological load model (EWMA fitness/fatigue)</w:t>
       </w:r>
     </w:p>
@@ -3310,345 +3473,367 @@
         <w:rPr>
           <w:lang w:val="en-US"/>
         </w:rPr>
+        <w:t>later: personalize constants per user slowly</w:t>
+      </w:r>
+    </w:p>
+    <w:p>
+      <w:pPr>
+        <w:rPr>
+          <w:b/>
+          <w:bCs/>
+        </w:rPr>
+      </w:pPr>
+      <w:r>
+        <w:rPr>
+          <w:b/>
+          <w:bCs/>
+        </w:rPr>
+        <w:t>7.2 Outputs</w:t>
+      </w:r>
+    </w:p>
+    <w:p>
+      <w:pPr>
+        <w:numPr>
+          <w:ilvl w:val="0"/>
+          <w:numId w:val="28"/>
+        </w:numPr>
+      </w:pPr>
+      <w:r>
+        <w:t>fitness_score</w:t>
+      </w:r>
+    </w:p>
+    <w:p>
+      <w:pPr>
+        <w:numPr>
+          <w:ilvl w:val="0"/>
+          <w:numId w:val="28"/>
+        </w:numPr>
+      </w:pPr>
+      <w:r>
+        <w:t>fatigue_score</w:t>
+      </w:r>
+    </w:p>
+    <w:p>
+      <w:pPr>
+        <w:numPr>
+          <w:ilvl w:val="0"/>
+          <w:numId w:val="28"/>
+        </w:numPr>
+      </w:pPr>
+      <w:r>
+        <w:t>readiness = fitness - fatigue</w:t>
+      </w:r>
+    </w:p>
+    <w:p>
+      <w:pPr>
+        <w:numPr>
+          <w:ilvl w:val="0"/>
+          <w:numId w:val="28"/>
+        </w:numPr>
+        <w:rPr>
+          <w:lang w:val="en-US"/>
+        </w:rPr>
+      </w:pPr>
+      <w:proofErr w:type="spellStart"/>
+      <w:r>
+        <w:rPr>
+          <w:lang w:val="en-US"/>
+        </w:rPr>
+        <w:t>readiness_uncertainty</w:t>
+      </w:r>
+      <w:proofErr w:type="spellEnd"/>
+      <w:r>
+        <w:rPr>
+          <w:lang w:val="en-US"/>
+        </w:rPr>
+        <w:t xml:space="preserve"> (simple bounds are fine in V1)</w:t>
+      </w:r>
+    </w:p>
+    <w:p>
+      <w:r>
+        <w:pict w14:anchorId="744C6CFF">
+          <v:rect id="_x0000_i1071" style="width:0;height:1.5pt" o:hralign="center" o:hrstd="t" o:hr="t" fillcolor="#a0a0a0" stroked="f"/>
+        </w:pict>
+      </w:r>
+    </w:p>
+    <w:p>
+      <w:pPr>
+        <w:rPr>
+          <w:b/>
+          <w:bCs/>
+          <w:lang w:val="en-US"/>
+        </w:rPr>
+      </w:pPr>
+      <w:r>
+        <w:rPr>
+          <w:b/>
+          <w:bCs/>
+          <w:lang w:val="en-US"/>
+        </w:rPr>
+        <w:t>8) Dissociation / anomaly detector (Safety)</w:t>
+      </w:r>
+    </w:p>
+    <w:p>
+      <w:pPr>
+        <w:rPr>
+          <w:b/>
+          <w:bCs/>
+          <w:lang w:val="en-US"/>
+        </w:rPr>
+      </w:pPr>
+      <w:r>
+        <w:rPr>
+          <w:b/>
+          <w:bCs/>
+          <w:lang w:val="en-US"/>
+        </w:rPr>
+        <w:t>8.1 Purpose</w:t>
+      </w:r>
+    </w:p>
+    <w:p>
+      <w:pPr>
+        <w:rPr>
+          <w:lang w:val="en-US"/>
+        </w:rPr>
+      </w:pPr>
+      <w:r>
+        <w:rPr>
+          <w:lang w:val="en-US"/>
+        </w:rPr>
+        <w:t>Catch “body says tired” even when one metric looks fine.</w:t>
+      </w:r>
+    </w:p>
+    <w:p>
+      <w:pPr>
+        <w:rPr>
+          <w:b/>
+          <w:bCs/>
+          <w:lang w:val="en-US"/>
+        </w:rPr>
+      </w:pPr>
+      <w:r>
+        <w:rPr>
+          <w:b/>
+          <w:bCs/>
+          <w:lang w:val="en-US"/>
+        </w:rPr>
+        <w:t>8.2 Gating rules (avoid false positives)</w:t>
+      </w:r>
+    </w:p>
+    <w:p>
+      <w:r>
+        <w:t>Only trigger when:</w:t>
+      </w:r>
+    </w:p>
+    <w:p>
+      <w:pPr>
+        <w:numPr>
+          <w:ilvl w:val="0"/>
+          <w:numId w:val="29"/>
+        </w:numPr>
+        <w:rPr>
+          <w:lang w:val="en-US"/>
+        </w:rPr>
+      </w:pPr>
+      <w:r>
+        <w:rPr>
+          <w:lang w:val="en-US"/>
+        </w:rPr>
+        <w:t>confidence is high for the involved metrics, AND</w:t>
+      </w:r>
+    </w:p>
+    <w:p>
+      <w:pPr>
+        <w:numPr>
+          <w:ilvl w:val="0"/>
+          <w:numId w:val="29"/>
+        </w:numPr>
+        <w:rPr>
+          <w:lang w:val="en-US"/>
+        </w:rPr>
+      </w:pPr>
+      <w:r>
+        <w:rPr>
+          <w:lang w:val="en-US"/>
+        </w:rPr>
+        <w:t>multi-signal corroboration exists, AND/OR</w:t>
+      </w:r>
+    </w:p>
+    <w:p>
+      <w:pPr>
+        <w:numPr>
+          <w:ilvl w:val="0"/>
+          <w:numId w:val="29"/>
+        </w:numPr>
+        <w:rPr>
+          <w:lang w:val="en-US"/>
+        </w:rPr>
+      </w:pPr>
+      <w:r>
+        <w:rPr>
+          <w:lang w:val="en-US"/>
+        </w:rPr>
+        <w:t>persistence exists (e.g., 2 sessions/7 days)</w:t>
+      </w:r>
+    </w:p>
+    <w:p>
+      <w:pPr>
+        <w:rPr>
+          <w:b/>
+          <w:bCs/>
+        </w:rPr>
+      </w:pPr>
+      <w:r>
+        <w:rPr>
+          <w:b/>
+          <w:bCs/>
+        </w:rPr>
+        <w:t>8.3 Outputs</w:t>
+      </w:r>
+    </w:p>
+    <w:p>
+      <w:pPr>
+        <w:numPr>
+          <w:ilvl w:val="0"/>
+          <w:numId w:val="30"/>
+        </w:numPr>
+      </w:pPr>
+      <w:r>
+        <w:t>caution_level: normal / elevated / high</w:t>
+      </w:r>
+    </w:p>
+    <w:p>
+      <w:pPr>
+        <w:numPr>
+          <w:ilvl w:val="0"/>
+          <w:numId w:val="30"/>
+        </w:numPr>
+      </w:pPr>
+      <w:r>
+        <w:t>reason_codes[]</w:t>
+      </w:r>
+    </w:p>
+    <w:p>
+      <w:pPr>
+        <w:numPr>
+          <w:ilvl w:val="0"/>
+          <w:numId w:val="30"/>
+        </w:numPr>
+        <w:rPr>
+          <w:lang w:val="en-US"/>
+        </w:rPr>
+      </w:pPr>
+      <w:r>
+        <w:rPr>
+          <w:lang w:val="en-US"/>
+        </w:rPr>
+        <w:t>restrictions[] (e.g., “block intensity”)</w:t>
+      </w:r>
+    </w:p>
+    <w:p>
+      <w:pPr>
+        <w:numPr>
+          <w:ilvl w:val="0"/>
+          <w:numId w:val="30"/>
+        </w:numPr>
+        <w:rPr>
+          <w:lang w:val="en-US"/>
+        </w:rPr>
+      </w:pPr>
+      <w:r>
+        <w:rPr>
+          <w:lang w:val="en-US"/>
+        </w:rPr>
+        <w:t>optional: one symptom check question (only if it changes the decision)</w:t>
+      </w:r>
+    </w:p>
+    <w:p>
+      <w:pPr>
+        <w:rPr>
+          <w:lang w:val="en-US"/>
+        </w:rPr>
+      </w:pPr>
+      <w:r>
+        <w:rPr>
+          <w:lang w:val="en-US"/>
+        </w:rPr>
+        <w:t xml:space="preserve">No hardcoded “2 </w:t>
+      </w:r>
+      <w:proofErr w:type="spellStart"/>
+      <w:r>
+        <w:rPr>
+          <w:lang w:val="en-US"/>
+        </w:rPr>
+        <w:t>days</w:t>
+      </w:r>
+      <w:proofErr w:type="spellEnd"/>
+      <w:r>
+        <w:rPr>
+          <w:lang w:val="en-US"/>
+        </w:rPr>
+        <w:t xml:space="preserve"> rest” unless high caution + symptom flags.</w:t>
+      </w:r>
+    </w:p>
+    <w:p>
+      <w:r>
+        <w:pict w14:anchorId="32FE55EB">
+          <v:rect id="_x0000_i1072" style="width:0;height:1.5pt" o:hralign="center" o:hrstd="t" o:hr="t" fillcolor="#a0a0a0" stroked="f"/>
+        </w:pict>
+      </w:r>
+    </w:p>
+    <w:p>
+      <w:pPr>
+        <w:rPr>
+          <w:b/>
+          <w:bCs/>
+          <w:lang w:val="en-US"/>
+        </w:rPr>
+      </w:pPr>
+      <w:r>
+        <w:rPr>
+          <w:b/>
+          <w:bCs/>
+          <w:lang w:val="en-US"/>
+        </w:rPr>
+        <w:t>9) Deterministic candidate generator (the core “brain”)</w:t>
+      </w:r>
+    </w:p>
+    <w:p>
+      <w:pPr>
+        <w:rPr>
+          <w:b/>
+          <w:bCs/>
+        </w:rPr>
+      </w:pPr>
+      <w:r>
+        <w:rPr>
+          <w:b/>
+          <w:bCs/>
+        </w:rPr>
+        <w:t>9.1 Inputs</w:t>
+      </w:r>
+    </w:p>
+    <w:p>
+      <w:pPr>
+        <w:numPr>
+          <w:ilvl w:val="0"/>
+          <w:numId w:val="31"/>
+        </w:numPr>
+      </w:pPr>
+      <w:r>
+        <w:t>plan session for today</w:t>
+      </w:r>
+    </w:p>
+    <w:p>
+      <w:pPr>
+        <w:numPr>
+          <w:ilvl w:val="0"/>
+          <w:numId w:val="31"/>
+        </w:numPr>
+      </w:pPr>
+      <w:r>
         <w:lastRenderedPageBreak/>
-        <w:t>later: personalize constants per user slowly</w:t>
-      </w:r>
-    </w:p>
-    <w:p>
-      <w:pPr>
-        <w:rPr>
-          <w:b/>
-          <w:bCs/>
-        </w:rPr>
-      </w:pPr>
-      <w:r>
-        <w:rPr>
-          <w:b/>
-          <w:bCs/>
-        </w:rPr>
-        <w:t>7.2 Outputs</w:t>
-      </w:r>
-    </w:p>
-    <w:p>
-      <w:pPr>
-        <w:numPr>
-          <w:ilvl w:val="0"/>
-          <w:numId w:val="28"/>
-        </w:numPr>
-      </w:pPr>
-      <w:r>
-        <w:t>fitness_score</w:t>
-      </w:r>
-    </w:p>
-    <w:p>
-      <w:pPr>
-        <w:numPr>
-          <w:ilvl w:val="0"/>
-          <w:numId w:val="28"/>
-        </w:numPr>
-      </w:pPr>
-      <w:r>
-        <w:t>fatigue_score</w:t>
-      </w:r>
-    </w:p>
-    <w:p>
-      <w:pPr>
-        <w:numPr>
-          <w:ilvl w:val="0"/>
-          <w:numId w:val="28"/>
-        </w:numPr>
-      </w:pPr>
-      <w:r>
-        <w:t>readiness = fitness - fatigue</w:t>
-      </w:r>
-    </w:p>
-    <w:p>
-      <w:pPr>
-        <w:numPr>
-          <w:ilvl w:val="0"/>
-          <w:numId w:val="28"/>
-        </w:numPr>
-        <w:rPr>
-          <w:lang w:val="en-US"/>
-        </w:rPr>
-      </w:pPr>
-      <w:proofErr w:type="spellStart"/>
-      <w:r>
-        <w:rPr>
-          <w:lang w:val="en-US"/>
-        </w:rPr>
-        <w:t>readiness_uncertainty</w:t>
-      </w:r>
-      <w:proofErr w:type="spellEnd"/>
-      <w:r>
-        <w:rPr>
-          <w:lang w:val="en-US"/>
-        </w:rPr>
-        <w:t xml:space="preserve"> (simple bounds are fine in V1)</w:t>
-      </w:r>
-    </w:p>
-    <w:p>
-      <w:r>
-        <w:pict w14:anchorId="4B019B4C">
-          <v:rect id="_x0000_i1147" style="width:0;height:1.5pt" o:hralign="center" o:hrstd="t" o:hr="t" fillcolor="#a0a0a0" stroked="f"/>
-        </w:pict>
-      </w:r>
-    </w:p>
-    <w:p>
-      <w:pPr>
-        <w:rPr>
-          <w:b/>
-          <w:bCs/>
-          <w:lang w:val="en-US"/>
-        </w:rPr>
-      </w:pPr>
-      <w:r>
-        <w:rPr>
-          <w:b/>
-          <w:bCs/>
-          <w:lang w:val="en-US"/>
-        </w:rPr>
-        <w:t>8) Dissociation / anomaly detector (Safety)</w:t>
-      </w:r>
-    </w:p>
-    <w:p>
-      <w:pPr>
-        <w:rPr>
-          <w:b/>
-          <w:bCs/>
-          <w:lang w:val="en-US"/>
-        </w:rPr>
-      </w:pPr>
-      <w:r>
-        <w:rPr>
-          <w:b/>
-          <w:bCs/>
-          <w:lang w:val="en-US"/>
-        </w:rPr>
-        <w:t>8.1 Purpose</w:t>
-      </w:r>
-    </w:p>
-    <w:p>
-      <w:pPr>
-        <w:rPr>
-          <w:lang w:val="en-US"/>
-        </w:rPr>
-      </w:pPr>
-      <w:r>
-        <w:rPr>
-          <w:lang w:val="en-US"/>
-        </w:rPr>
-        <w:t>Catch “body says tired” even when one metric looks fine.</w:t>
-      </w:r>
-    </w:p>
-    <w:p>
-      <w:pPr>
-        <w:rPr>
-          <w:b/>
-          <w:bCs/>
-          <w:lang w:val="en-US"/>
-        </w:rPr>
-      </w:pPr>
-      <w:r>
-        <w:rPr>
-          <w:b/>
-          <w:bCs/>
-          <w:lang w:val="en-US"/>
-        </w:rPr>
-        <w:t>8.2 Gating rules (avoid false positives)</w:t>
-      </w:r>
-    </w:p>
-    <w:p>
-      <w:r>
-        <w:t>Only trigger when:</w:t>
-      </w:r>
-    </w:p>
-    <w:p>
-      <w:pPr>
-        <w:numPr>
-          <w:ilvl w:val="0"/>
-          <w:numId w:val="29"/>
-        </w:numPr>
-        <w:rPr>
-          <w:lang w:val="en-US"/>
-        </w:rPr>
-      </w:pPr>
-      <w:r>
-        <w:rPr>
-          <w:lang w:val="en-US"/>
-        </w:rPr>
-        <w:t>confidence is high for the involved metrics, AND</w:t>
-      </w:r>
-    </w:p>
-    <w:p>
-      <w:pPr>
-        <w:numPr>
-          <w:ilvl w:val="0"/>
-          <w:numId w:val="29"/>
-        </w:numPr>
-        <w:rPr>
-          <w:lang w:val="en-US"/>
-        </w:rPr>
-      </w:pPr>
-      <w:r>
-        <w:rPr>
-          <w:lang w:val="en-US"/>
-        </w:rPr>
-        <w:t>multi-signal corroboration exists, AND/OR</w:t>
-      </w:r>
-    </w:p>
-    <w:p>
-      <w:pPr>
-        <w:numPr>
-          <w:ilvl w:val="0"/>
-          <w:numId w:val="29"/>
-        </w:numPr>
-        <w:rPr>
-          <w:lang w:val="en-US"/>
-        </w:rPr>
-      </w:pPr>
-      <w:r>
-        <w:rPr>
-          <w:lang w:val="en-US"/>
-        </w:rPr>
-        <w:t>persistence exists (e.g., 2 sessions/7 days)</w:t>
-      </w:r>
-    </w:p>
-    <w:p>
-      <w:pPr>
-        <w:rPr>
-          <w:b/>
-          <w:bCs/>
-        </w:rPr>
-      </w:pPr>
-      <w:r>
-        <w:rPr>
-          <w:b/>
-          <w:bCs/>
-        </w:rPr>
-        <w:t>8.3 Outputs</w:t>
-      </w:r>
-    </w:p>
-    <w:p>
-      <w:pPr>
-        <w:numPr>
-          <w:ilvl w:val="0"/>
-          <w:numId w:val="30"/>
-        </w:numPr>
-      </w:pPr>
-      <w:r>
-        <w:t>caution_level: normal / elevated / high</w:t>
-      </w:r>
-    </w:p>
-    <w:p>
-      <w:pPr>
-        <w:numPr>
-          <w:ilvl w:val="0"/>
-          <w:numId w:val="30"/>
-        </w:numPr>
-      </w:pPr>
-      <w:r>
-        <w:t>reason_codes[]</w:t>
-      </w:r>
-    </w:p>
-    <w:p>
-      <w:pPr>
-        <w:numPr>
-          <w:ilvl w:val="0"/>
-          <w:numId w:val="30"/>
-        </w:numPr>
-        <w:rPr>
-          <w:lang w:val="en-US"/>
-        </w:rPr>
-      </w:pPr>
-      <w:r>
-        <w:rPr>
-          <w:lang w:val="en-US"/>
-        </w:rPr>
-        <w:t>restrictions[] (e.g., “block intensity”)</w:t>
-      </w:r>
-    </w:p>
-    <w:p>
-      <w:pPr>
-        <w:numPr>
-          <w:ilvl w:val="0"/>
-          <w:numId w:val="30"/>
-        </w:numPr>
-        <w:rPr>
-          <w:lang w:val="en-US"/>
-        </w:rPr>
-      </w:pPr>
-      <w:r>
-        <w:rPr>
-          <w:lang w:val="en-US"/>
-        </w:rPr>
-        <w:t>optional: one symptom check question (only if it changes the decision)</w:t>
-      </w:r>
-    </w:p>
-    <w:p>
-      <w:pPr>
-        <w:rPr>
-          <w:lang w:val="en-US"/>
-        </w:rPr>
-      </w:pPr>
-      <w:r>
-        <w:rPr>
-          <w:lang w:val="en-US"/>
-        </w:rPr>
-        <w:t xml:space="preserve">No hardcoded “2 </w:t>
-      </w:r>
-      <w:proofErr w:type="spellStart"/>
-      <w:r>
-        <w:rPr>
-          <w:lang w:val="en-US"/>
-        </w:rPr>
-        <w:t>days</w:t>
-      </w:r>
-      <w:proofErr w:type="spellEnd"/>
-      <w:r>
-        <w:rPr>
-          <w:lang w:val="en-US"/>
-        </w:rPr>
-        <w:t xml:space="preserve"> rest” unless high caution + symptom flags.</w:t>
-      </w:r>
-    </w:p>
-    <w:p>
-      <w:r>
-        <w:pict w14:anchorId="17AF960B">
-          <v:rect id="_x0000_i1148" style="width:0;height:1.5pt" o:hralign="center" o:hrstd="t" o:hr="t" fillcolor="#a0a0a0" stroked="f"/>
-        </w:pict>
-      </w:r>
-    </w:p>
-    <w:p>
-      <w:pPr>
-        <w:rPr>
-          <w:b/>
-          <w:bCs/>
-          <w:lang w:val="en-US"/>
-        </w:rPr>
-      </w:pPr>
-      <w:r>
-        <w:rPr>
-          <w:b/>
-          <w:bCs/>
-          <w:lang w:val="en-US"/>
-        </w:rPr>
-        <w:t>9) Deterministic candidate generator (the core “brain”)</w:t>
-      </w:r>
-    </w:p>
-    <w:p>
-      <w:pPr>
-        <w:rPr>
-          <w:b/>
-          <w:bCs/>
-        </w:rPr>
-      </w:pPr>
-      <w:r>
-        <w:rPr>
-          <w:b/>
-          <w:bCs/>
-        </w:rPr>
-        <w:t>9.1 Inputs</w:t>
+        <w:t>readiness + trends + confidence + caution level</w:t>
       </w:r>
     </w:p>
     <w:p>
@@ -3659,7 +3844,7 @@
         </w:numPr>
       </w:pPr>
       <w:r>
-        <w:t>plan session for today</w:t>
+        <w:t>user constraints + preferences</w:t>
       </w:r>
     </w:p>
     <w:p>
@@ -3670,28 +3855,6 @@
         </w:numPr>
       </w:pPr>
       <w:r>
-        <w:t>readiness + trends + confidence + caution level</w:t>
-      </w:r>
-    </w:p>
-    <w:p>
-      <w:pPr>
-        <w:numPr>
-          <w:ilvl w:val="0"/>
-          <w:numId w:val="31"/>
-        </w:numPr>
-      </w:pPr>
-      <w:r>
-        <w:t>user constraints + preferences</w:t>
-      </w:r>
-    </w:p>
-    <w:p>
-      <w:pPr>
-        <w:numPr>
-          <w:ilvl w:val="0"/>
-          <w:numId w:val="31"/>
-        </w:numPr>
-      </w:pPr>
-      <w:r>
         <w:t>injury/pain/illness flags</w:t>
       </w:r>
     </w:p>
@@ -3736,7 +3899,6 @@
         </w:numPr>
       </w:pPr>
       <w:r>
-        <w:lastRenderedPageBreak/>
         <w:t>KEEP_PLANNED</w:t>
       </w:r>
     </w:p>
@@ -3852,8 +4014,8 @@
     </w:p>
     <w:p>
       <w:r>
-        <w:pict w14:anchorId="461BD8E5">
-          <v:rect id="_x0000_i1149" style="width:0;height:1.5pt" o:hralign="center" o:hrstd="t" o:hr="t" fillcolor="#a0a0a0" stroked="f"/>
+        <w:pict w14:anchorId="6232E5C5">
+          <v:rect id="_x0000_i1073" style="width:0;height:1.5pt" o:hralign="center" o:hrstd="t" o:hr="t" fillcolor="#a0a0a0" stroked="f"/>
         </w:pict>
       </w:r>
     </w:p>
@@ -4058,13 +4220,14 @@
         </w:numPr>
       </w:pPr>
       <w:r>
+        <w:lastRenderedPageBreak/>
         <w:t>corroboration exists (multiple signals)</w:t>
       </w:r>
     </w:p>
     <w:p>
       <w:r>
-        <w:pict w14:anchorId="355CAC2C">
-          <v:rect id="_x0000_i1150" style="width:0;height:1.5pt" o:hralign="center" o:hrstd="t" o:hr="t" fillcolor="#a0a0a0" stroked="f"/>
+        <w:pict w14:anchorId="55A5A8C2">
+          <v:rect id="_x0000_i1074" style="width:0;height:1.5pt" o:hralign="center" o:hrstd="t" o:hr="t" fillcolor="#a0a0a0" stroked="f"/>
         </w:pict>
       </w:r>
     </w:p>
@@ -4138,329 +4301,329 @@
         </w:numPr>
       </w:pPr>
       <w:r>
+        <w:t>restrictions</w:t>
+      </w:r>
+    </w:p>
+    <w:p>
+      <w:pPr>
+        <w:numPr>
+          <w:ilvl w:val="0"/>
+          <w:numId w:val="36"/>
+        </w:numPr>
+        <w:rPr>
+          <w:lang w:val="en-US"/>
+        </w:rPr>
+      </w:pPr>
+      <w:r>
+        <w:rPr>
+          <w:lang w:val="en-US"/>
+        </w:rPr>
+        <w:t>user context (race date, time available)</w:t>
+      </w:r>
+    </w:p>
+    <w:p>
+      <w:pPr>
+        <w:numPr>
+          <w:ilvl w:val="0"/>
+          <w:numId w:val="36"/>
+        </w:numPr>
+      </w:pPr>
+      <w:r>
+        <w:t>caution level</w:t>
+      </w:r>
+    </w:p>
+    <w:p>
+      <w:pPr>
+        <w:rPr>
+          <w:b/>
+          <w:bCs/>
+        </w:rPr>
+      </w:pPr>
+      <w:r>
+        <w:rPr>
+          <w:b/>
+          <w:bCs/>
+        </w:rPr>
+        <w:t>11.2 LLM output responsibilities</w:t>
+      </w:r>
+    </w:p>
+    <w:p>
+      <w:pPr>
+        <w:numPr>
+          <w:ilvl w:val="0"/>
+          <w:numId w:val="37"/>
+        </w:numPr>
+      </w:pPr>
+      <w:r>
+        <w:t>rank candidates (by ID)</w:t>
+      </w:r>
+    </w:p>
+    <w:p>
+      <w:pPr>
+        <w:numPr>
+          <w:ilvl w:val="0"/>
+          <w:numId w:val="37"/>
+        </w:numPr>
+      </w:pPr>
+      <w:r>
+        <w:t>produce 1–2 sentence summary</w:t>
+      </w:r>
+    </w:p>
+    <w:p>
+      <w:pPr>
+        <w:numPr>
+          <w:ilvl w:val="0"/>
+          <w:numId w:val="37"/>
+        </w:numPr>
+      </w:pPr>
+      <w:r>
+        <w:t>optional bullet details (short)</w:t>
+      </w:r>
+    </w:p>
+    <w:p>
+      <w:pPr>
+        <w:numPr>
+          <w:ilvl w:val="0"/>
+          <w:numId w:val="37"/>
+        </w:numPr>
+        <w:rPr>
+          <w:lang w:val="en-US"/>
+        </w:rPr>
+      </w:pPr>
+      <w:r>
+        <w:rPr>
+          <w:lang w:val="en-US"/>
+        </w:rPr>
+        <w:t>optional 1 clarifying question (max one)</w:t>
+      </w:r>
+    </w:p>
+    <w:p>
+      <w:r>
+        <w:rPr>
+          <w:b/>
+          <w:bCs/>
+        </w:rPr>
+        <w:t>LLM may not:</w:t>
+      </w:r>
+    </w:p>
+    <w:p>
+      <w:pPr>
+        <w:numPr>
+          <w:ilvl w:val="0"/>
+          <w:numId w:val="38"/>
+        </w:numPr>
+      </w:pPr>
+      <w:r>
+        <w:t>invent workouts</w:t>
+      </w:r>
+    </w:p>
+    <w:p>
+      <w:pPr>
+        <w:numPr>
+          <w:ilvl w:val="0"/>
+          <w:numId w:val="38"/>
+        </w:numPr>
+      </w:pPr>
+      <w:r>
+        <w:t>change candidate content</w:t>
+      </w:r>
+    </w:p>
+    <w:p>
+      <w:pPr>
+        <w:numPr>
+          <w:ilvl w:val="0"/>
+          <w:numId w:val="38"/>
+        </w:numPr>
+      </w:pPr>
+      <w:r>
+        <w:t>bypass safety restrictions</w:t>
+      </w:r>
+    </w:p>
+    <w:p>
+      <w:pPr>
+        <w:rPr>
+          <w:b/>
+          <w:bCs/>
+        </w:rPr>
+      </w:pPr>
+      <w:r>
+        <w:rPr>
+          <w:b/>
+          <w:bCs/>
+        </w:rPr>
+        <w:t>11.3 Output schema (example)</w:t>
+      </w:r>
+    </w:p>
+    <w:p>
+      <w:r>
+        <w:t>{</w:t>
+      </w:r>
+    </w:p>
+    <w:p>
+      <w:r>
+        <w:t xml:space="preserve">  "schema_version": "v1",</w:t>
+      </w:r>
+    </w:p>
+    <w:p>
+      <w:pPr>
+        <w:rPr>
+          <w:lang w:val="en-US"/>
+        </w:rPr>
+      </w:pPr>
+      <w:r>
+        <w:rPr>
+          <w:lang w:val="en-US"/>
+        </w:rPr>
+        <w:t xml:space="preserve">  "</w:t>
+      </w:r>
+      <w:proofErr w:type="spellStart"/>
+      <w:r>
+        <w:rPr>
+          <w:lang w:val="en-US"/>
+        </w:rPr>
+        <w:t>ranked_candidate_ids</w:t>
+      </w:r>
+      <w:proofErr w:type="spellEnd"/>
+      <w:r>
+        <w:rPr>
+          <w:lang w:val="en-US"/>
+        </w:rPr>
+        <w:t>": ["SWAP_TO_EASY", "REDUCE_INTENSITY", "KEEP_PLANNED"],</w:t>
+      </w:r>
+    </w:p>
+    <w:p>
+      <w:pPr>
+        <w:rPr>
+          <w:lang w:val="en-US"/>
+        </w:rPr>
+      </w:pPr>
+      <w:r>
+        <w:rPr>
+          <w:lang w:val="en-US"/>
+        </w:rPr>
+        <w:t xml:space="preserve">  "summary": "Your recovery signals are trending down, so I recommend an easier session today.",</w:t>
+      </w:r>
+    </w:p>
+    <w:p>
+      <w:pPr>
+        <w:rPr>
+          <w:lang w:val="en-US"/>
+        </w:rPr>
+      </w:pPr>
+      <w:r>
+        <w:rPr>
+          <w:lang w:val="en-US"/>
+        </w:rPr>
+        <w:t xml:space="preserve">  "</w:t>
+      </w:r>
+      <w:proofErr w:type="spellStart"/>
+      <w:r>
+        <w:rPr>
+          <w:lang w:val="en-US"/>
+        </w:rPr>
+        <w:t>detail_bullets</w:t>
+      </w:r>
+      <w:proofErr w:type="spellEnd"/>
+      <w:r>
+        <w:rPr>
+          <w:lang w:val="en-US"/>
+        </w:rPr>
+        <w:t>": [</w:t>
+      </w:r>
+    </w:p>
+    <w:p>
+      <w:pPr>
+        <w:rPr>
+          <w:lang w:val="en-US"/>
+        </w:rPr>
+      </w:pPr>
+      <w:r>
+        <w:rPr>
+          <w:lang w:val="en-US"/>
+        </w:rPr>
+        <w:t xml:space="preserve">    "HRV trend has been low for 3 of the last 4 nights.",</w:t>
+      </w:r>
+    </w:p>
+    <w:p>
+      <w:pPr>
+        <w:rPr>
+          <w:lang w:val="en-US"/>
+        </w:rPr>
+      </w:pPr>
+      <w:r>
+        <w:rPr>
+          <w:lang w:val="en-US"/>
+        </w:rPr>
+        <w:t xml:space="preserve">    "Sleep debt is elevated, so intensity is capped."</w:t>
+      </w:r>
+    </w:p>
+    <w:p>
+      <w:pPr>
+        <w:rPr>
+          <w:lang w:val="en-US"/>
+        </w:rPr>
+      </w:pPr>
+      <w:r>
+        <w:rPr>
+          <w:lang w:val="en-US"/>
+        </w:rPr>
+        <w:t xml:space="preserve">  ],</w:t>
+      </w:r>
+    </w:p>
+    <w:p>
+      <w:pPr>
+        <w:rPr>
+          <w:lang w:val="en-US"/>
+        </w:rPr>
+      </w:pPr>
+      <w:r>
+        <w:rPr>
+          <w:lang w:val="en-US"/>
+        </w:rPr>
+        <w:t xml:space="preserve">  "</w:t>
+      </w:r>
+      <w:proofErr w:type="spellStart"/>
+      <w:r>
+        <w:rPr>
+          <w:lang w:val="en-US"/>
+        </w:rPr>
+        <w:t>clarifying_question</w:t>
+      </w:r>
+      <w:proofErr w:type="spellEnd"/>
+      <w:r>
+        <w:rPr>
+          <w:lang w:val="en-US"/>
+        </w:rPr>
+        <w:t>": "Any illness symptoms or unusual soreness today?"</w:t>
+      </w:r>
+    </w:p>
+    <w:p>
+      <w:r>
+        <w:t>}</w:t>
+      </w:r>
+    </w:p>
+    <w:p>
+      <w:r>
+        <w:pict w14:anchorId="4F47ED6C">
+          <v:rect id="_x0000_i1075" style="width:0;height:1.5pt" o:hralign="center" o:hrstd="t" o:hr="t" fillcolor="#a0a0a0" stroked="f"/>
+        </w:pict>
+      </w:r>
+    </w:p>
+    <w:p>
+      <w:pPr>
+        <w:rPr>
+          <w:b/>
+          <w:bCs/>
+          <w:lang w:val="en-US"/>
+        </w:rPr>
+      </w:pPr>
+      <w:r>
+        <w:rPr>
+          <w:b/>
+          <w:bCs/>
+          <w:lang w:val="en-US"/>
+        </w:rPr>
         <w:lastRenderedPageBreak/>
-        <w:t>restrictions</w:t>
-      </w:r>
-    </w:p>
-    <w:p>
-      <w:pPr>
-        <w:numPr>
-          <w:ilvl w:val="0"/>
-          <w:numId w:val="36"/>
-        </w:numPr>
-        <w:rPr>
-          <w:lang w:val="en-US"/>
-        </w:rPr>
-      </w:pPr>
-      <w:r>
-        <w:rPr>
-          <w:lang w:val="en-US"/>
-        </w:rPr>
-        <w:t>user context (race date, time available)</w:t>
-      </w:r>
-    </w:p>
-    <w:p>
-      <w:pPr>
-        <w:numPr>
-          <w:ilvl w:val="0"/>
-          <w:numId w:val="36"/>
-        </w:numPr>
-      </w:pPr>
-      <w:r>
-        <w:t>caution level</w:t>
-      </w:r>
-    </w:p>
-    <w:p>
-      <w:pPr>
-        <w:rPr>
-          <w:b/>
-          <w:bCs/>
-        </w:rPr>
-      </w:pPr>
-      <w:r>
-        <w:rPr>
-          <w:b/>
-          <w:bCs/>
-        </w:rPr>
-        <w:t>11.2 LLM output responsibilities</w:t>
-      </w:r>
-    </w:p>
-    <w:p>
-      <w:pPr>
-        <w:numPr>
-          <w:ilvl w:val="0"/>
-          <w:numId w:val="37"/>
-        </w:numPr>
-      </w:pPr>
-      <w:r>
-        <w:t>rank candidates (by ID)</w:t>
-      </w:r>
-    </w:p>
-    <w:p>
-      <w:pPr>
-        <w:numPr>
-          <w:ilvl w:val="0"/>
-          <w:numId w:val="37"/>
-        </w:numPr>
-      </w:pPr>
-      <w:r>
-        <w:t>produce 1–2 sentence summary</w:t>
-      </w:r>
-    </w:p>
-    <w:p>
-      <w:pPr>
-        <w:numPr>
-          <w:ilvl w:val="0"/>
-          <w:numId w:val="37"/>
-        </w:numPr>
-      </w:pPr>
-      <w:r>
-        <w:t>optional bullet details (short)</w:t>
-      </w:r>
-    </w:p>
-    <w:p>
-      <w:pPr>
-        <w:numPr>
-          <w:ilvl w:val="0"/>
-          <w:numId w:val="37"/>
-        </w:numPr>
-        <w:rPr>
-          <w:lang w:val="en-US"/>
-        </w:rPr>
-      </w:pPr>
-      <w:r>
-        <w:rPr>
-          <w:lang w:val="en-US"/>
-        </w:rPr>
-        <w:t>optional 1 clarifying question (max one)</w:t>
-      </w:r>
-    </w:p>
-    <w:p>
-      <w:r>
-        <w:rPr>
-          <w:b/>
-          <w:bCs/>
-        </w:rPr>
-        <w:t>LLM may not:</w:t>
-      </w:r>
-    </w:p>
-    <w:p>
-      <w:pPr>
-        <w:numPr>
-          <w:ilvl w:val="0"/>
-          <w:numId w:val="38"/>
-        </w:numPr>
-      </w:pPr>
-      <w:r>
-        <w:t>invent workouts</w:t>
-      </w:r>
-    </w:p>
-    <w:p>
-      <w:pPr>
-        <w:numPr>
-          <w:ilvl w:val="0"/>
-          <w:numId w:val="38"/>
-        </w:numPr>
-      </w:pPr>
-      <w:r>
-        <w:t>change candidate content</w:t>
-      </w:r>
-    </w:p>
-    <w:p>
-      <w:pPr>
-        <w:numPr>
-          <w:ilvl w:val="0"/>
-          <w:numId w:val="38"/>
-        </w:numPr>
-      </w:pPr>
-      <w:r>
-        <w:t>bypass safety restrictions</w:t>
-      </w:r>
-    </w:p>
-    <w:p>
-      <w:pPr>
-        <w:rPr>
-          <w:b/>
-          <w:bCs/>
-        </w:rPr>
-      </w:pPr>
-      <w:r>
-        <w:rPr>
-          <w:b/>
-          <w:bCs/>
-        </w:rPr>
-        <w:t>11.3 Output schema (example)</w:t>
-      </w:r>
-    </w:p>
-    <w:p>
-      <w:r>
-        <w:t>{</w:t>
-      </w:r>
-    </w:p>
-    <w:p>
-      <w:r>
-        <w:t xml:space="preserve">  "schema_version": "v1",</w:t>
-      </w:r>
-    </w:p>
-    <w:p>
-      <w:pPr>
-        <w:rPr>
-          <w:lang w:val="en-US"/>
-        </w:rPr>
-      </w:pPr>
-      <w:r>
-        <w:rPr>
-          <w:lang w:val="en-US"/>
-        </w:rPr>
-        <w:t xml:space="preserve">  "</w:t>
-      </w:r>
-      <w:proofErr w:type="spellStart"/>
-      <w:r>
-        <w:rPr>
-          <w:lang w:val="en-US"/>
-        </w:rPr>
-        <w:t>ranked_candidate_ids</w:t>
-      </w:r>
-      <w:proofErr w:type="spellEnd"/>
-      <w:r>
-        <w:rPr>
-          <w:lang w:val="en-US"/>
-        </w:rPr>
-        <w:t>": ["SWAP_TO_EASY", "REDUCE_INTENSITY", "KEEP_PLANNED"],</w:t>
-      </w:r>
-    </w:p>
-    <w:p>
-      <w:pPr>
-        <w:rPr>
-          <w:lang w:val="en-US"/>
-        </w:rPr>
-      </w:pPr>
-      <w:r>
-        <w:rPr>
-          <w:lang w:val="en-US"/>
-        </w:rPr>
-        <w:t xml:space="preserve">  "summary": "Your recovery signals are trending down, so I recommend an easier session today.",</w:t>
-      </w:r>
-    </w:p>
-    <w:p>
-      <w:pPr>
-        <w:rPr>
-          <w:lang w:val="en-US"/>
-        </w:rPr>
-      </w:pPr>
-      <w:r>
-        <w:rPr>
-          <w:lang w:val="en-US"/>
-        </w:rPr>
-        <w:t xml:space="preserve">  "</w:t>
-      </w:r>
-      <w:proofErr w:type="spellStart"/>
-      <w:r>
-        <w:rPr>
-          <w:lang w:val="en-US"/>
-        </w:rPr>
-        <w:t>detail_bullets</w:t>
-      </w:r>
-      <w:proofErr w:type="spellEnd"/>
-      <w:r>
-        <w:rPr>
-          <w:lang w:val="en-US"/>
-        </w:rPr>
-        <w:t>": [</w:t>
-      </w:r>
-    </w:p>
-    <w:p>
-      <w:pPr>
-        <w:rPr>
-          <w:lang w:val="en-US"/>
-        </w:rPr>
-      </w:pPr>
-      <w:r>
-        <w:rPr>
-          <w:lang w:val="en-US"/>
-        </w:rPr>
-        <w:t xml:space="preserve">    "HRV trend has been low for 3 of the last 4 nights.",</w:t>
-      </w:r>
-    </w:p>
-    <w:p>
-      <w:pPr>
-        <w:rPr>
-          <w:lang w:val="en-US"/>
-        </w:rPr>
-      </w:pPr>
-      <w:r>
-        <w:rPr>
-          <w:lang w:val="en-US"/>
-        </w:rPr>
-        <w:t xml:space="preserve">    "Sleep debt is elevated, so intensity is capped."</w:t>
-      </w:r>
-    </w:p>
-    <w:p>
-      <w:pPr>
-        <w:rPr>
-          <w:lang w:val="en-US"/>
-        </w:rPr>
-      </w:pPr>
-      <w:r>
-        <w:rPr>
-          <w:lang w:val="en-US"/>
-        </w:rPr>
-        <w:t xml:space="preserve">  ],</w:t>
-      </w:r>
-    </w:p>
-    <w:p>
-      <w:pPr>
-        <w:rPr>
-          <w:lang w:val="en-US"/>
-        </w:rPr>
-      </w:pPr>
-      <w:r>
-        <w:rPr>
-          <w:lang w:val="en-US"/>
-        </w:rPr>
-        <w:t xml:space="preserve">  "</w:t>
-      </w:r>
-      <w:proofErr w:type="spellStart"/>
-      <w:r>
-        <w:rPr>
-          <w:lang w:val="en-US"/>
-        </w:rPr>
-        <w:t>clarifying_question</w:t>
-      </w:r>
-      <w:proofErr w:type="spellEnd"/>
-      <w:r>
-        <w:rPr>
-          <w:lang w:val="en-US"/>
-        </w:rPr>
-        <w:t>": "Any illness symptoms or unusual soreness today?"</w:t>
-      </w:r>
-    </w:p>
-    <w:p>
-      <w:r>
-        <w:t>}</w:t>
-      </w:r>
-    </w:p>
-    <w:p>
-      <w:r>
-        <w:pict w14:anchorId="3F45EBCD">
-          <v:rect id="_x0000_i1151" style="width:0;height:1.5pt" o:hralign="center" o:hrstd="t" o:hr="t" fillcolor="#a0a0a0" stroked="f"/>
-        </w:pict>
-      </w:r>
-    </w:p>
-    <w:p>
-      <w:pPr>
-        <w:rPr>
-          <w:b/>
-          <w:bCs/>
-          <w:lang w:val="en-US"/>
-        </w:rPr>
-      </w:pPr>
-      <w:r>
-        <w:rPr>
-          <w:b/>
-          <w:bCs/>
-          <w:lang w:val="en-US"/>
-        </w:rPr>
         <w:t>12) LLM Output Resilience Layer (required)</w:t>
       </w:r>
     </w:p>
@@ -4560,7 +4723,6 @@
         </w:numPr>
       </w:pPr>
       <w:r>
-        <w:lastRenderedPageBreak/>
         <w:t>Ask for corrected JSON only</w:t>
       </w:r>
     </w:p>
@@ -4747,8 +4909,8 @@
     </w:p>
     <w:p>
       <w:r>
-        <w:pict w14:anchorId="7873ECD0">
-          <v:rect id="_x0000_i1152" style="width:0;height:1.5pt" o:hralign="center" o:hrstd="t" o:hr="t" fillcolor="#a0a0a0" stroked="f"/>
+        <w:pict w14:anchorId="156C2500">
+          <v:rect id="_x0000_i1076" style="width:0;height:1.5pt" o:hralign="center" o:hrstd="t" o:hr="t" fillcolor="#a0a0a0" stroked="f"/>
         </w:pict>
       </w:r>
     </w:p>
@@ -4922,6 +5084,7 @@
         <w:rPr>
           <w:lang w:val="en-US"/>
         </w:rPr>
+        <w:lastRenderedPageBreak/>
         <w:t>When passive calibration updates occur:</w:t>
       </w:r>
     </w:p>
@@ -4994,14 +5157,13 @@
         </w:numPr>
       </w:pPr>
       <w:r>
-        <w:lastRenderedPageBreak/>
         <w:t>undo + lock option</w:t>
       </w:r>
     </w:p>
     <w:p>
       <w:r>
-        <w:pict w14:anchorId="1250E37F">
-          <v:rect id="_x0000_i1153" style="width:0;height:1.5pt" o:hralign="center" o:hrstd="t" o:hr="t" fillcolor="#a0a0a0" stroked="f"/>
+        <w:pict w14:anchorId="70D41F87">
+          <v:rect id="_x0000_i1077" style="width:0;height:1.5pt" o:hralign="center" o:hrstd="t" o:hr="t" fillcolor="#a0a0a0" stroked="f"/>
         </w:pict>
       </w:r>
     </w:p>
@@ -5178,8 +5340,8 @@
     </w:p>
     <w:p>
       <w:r>
-        <w:pict w14:anchorId="44344365">
-          <v:rect id="_x0000_i1154" style="width:0;height:1.5pt" o:hralign="center" o:hrstd="t" o:hr="t" fillcolor="#a0a0a0" stroked="f"/>
+        <w:pict w14:anchorId="14CA7688">
+          <v:rect id="_x0000_i1078" style="width:0;height:1.5pt" o:hralign="center" o:hrstd="t" o:hr="t" fillcolor="#a0a0a0" stroked="f"/>
         </w:pict>
       </w:r>
     </w:p>
@@ -5328,6 +5490,7 @@
         </w:numPr>
       </w:pPr>
       <w:r>
+        <w:lastRenderedPageBreak/>
         <w:t>confirmed (high confidence)</w:t>
       </w:r>
     </w:p>
@@ -5397,305 +5560,305 @@
         </w:numPr>
       </w:pPr>
       <w:r>
+        <w:t>a calibration_event entry</w:t>
+      </w:r>
+    </w:p>
+    <w:p>
+      <w:pPr>
+        <w:numPr>
+          <w:ilvl w:val="0"/>
+          <w:numId w:val="47"/>
+        </w:numPr>
+      </w:pPr>
+      <w:r>
+        <w:t>supports undo/lock/cooldown</w:t>
+      </w:r>
+    </w:p>
+    <w:p>
+      <w:r>
+        <w:pict w14:anchorId="3631F5E1">
+          <v:rect id="_x0000_i1079" style="width:0;height:1.5pt" o:hralign="center" o:hrstd="t" o:hr="t" fillcolor="#a0a0a0" stroked="f"/>
+        </w:pict>
+      </w:r>
+    </w:p>
+    <w:p>
+      <w:pPr>
+        <w:rPr>
+          <w:b/>
+          <w:bCs/>
+          <w:lang w:val="en-US"/>
+        </w:rPr>
+      </w:pPr>
+      <w:r>
+        <w:rPr>
+          <w:b/>
+          <w:bCs/>
+          <w:lang w:val="en-US"/>
+        </w:rPr>
+        <w:t>16) Observability &amp; governance (V1 lightweight)</w:t>
+      </w:r>
+    </w:p>
+    <w:p>
+      <w:pPr>
+        <w:rPr>
+          <w:lang w:val="en-US"/>
+        </w:rPr>
+      </w:pPr>
+      <w:r>
+        <w:rPr>
+          <w:lang w:val="en-US"/>
+        </w:rPr>
+        <w:t>Minimum:</w:t>
+      </w:r>
+    </w:p>
+    <w:p>
+      <w:pPr>
+        <w:numPr>
+          <w:ilvl w:val="0"/>
+          <w:numId w:val="48"/>
+        </w:numPr>
+        <w:rPr>
+          <w:lang w:val="en-US"/>
+        </w:rPr>
+      </w:pPr>
+      <w:r>
+        <w:rPr>
+          <w:lang w:val="en-US"/>
+        </w:rPr>
+        <w:t>logs for rule triggers and reason codes</w:t>
+      </w:r>
+    </w:p>
+    <w:p>
+      <w:pPr>
+        <w:numPr>
+          <w:ilvl w:val="0"/>
+          <w:numId w:val="48"/>
+        </w:numPr>
+        <w:rPr>
+          <w:lang w:val="en-US"/>
+        </w:rPr>
+      </w:pPr>
+      <w:r>
+        <w:rPr>
+          <w:lang w:val="en-US"/>
+        </w:rPr>
+        <w:t>store validation failures from LLM layer</w:t>
+      </w:r>
+    </w:p>
+    <w:p>
+      <w:pPr>
+        <w:numPr>
+          <w:ilvl w:val="0"/>
+          <w:numId w:val="48"/>
+        </w:numPr>
+        <w:rPr>
+          <w:lang w:val="en-US"/>
+        </w:rPr>
+      </w:pPr>
+      <w:r>
+        <w:rPr>
+          <w:lang w:val="en-US"/>
+        </w:rPr>
+        <w:t>store calibration changes and user undo/locks</w:t>
+      </w:r>
+    </w:p>
+    <w:p>
+      <w:pPr>
+        <w:numPr>
+          <w:ilvl w:val="0"/>
+          <w:numId w:val="48"/>
+        </w:numPr>
+      </w:pPr>
+      <w:r>
+        <w:t>basic dashboards later</w:t>
+      </w:r>
+    </w:p>
+    <w:p>
+      <w:r>
+        <w:pict w14:anchorId="35B2949A">
+          <v:rect id="_x0000_i1080" style="width:0;height:1.5pt" o:hralign="center" o:hrstd="t" o:hr="t" fillcolor="#a0a0a0" stroked="f"/>
+        </w:pict>
+      </w:r>
+    </w:p>
+    <w:p>
+      <w:pPr>
+        <w:rPr>
+          <w:b/>
+          <w:bCs/>
+          <w:lang w:val="en-US"/>
+        </w:rPr>
+      </w:pPr>
+      <w:r>
+        <w:rPr>
+          <w:b/>
+          <w:bCs/>
+          <w:lang w:val="en-US"/>
+        </w:rPr>
+        <w:t>17) Upgrade path to “Full architecture” later</w:t>
+      </w:r>
+    </w:p>
+    <w:p>
+      <w:pPr>
+        <w:rPr>
+          <w:b/>
+          <w:bCs/>
+          <w:lang w:val="en-US"/>
+        </w:rPr>
+      </w:pPr>
+      <w:r>
+        <w:rPr>
+          <w:b/>
+          <w:bCs/>
+          <w:lang w:val="en-US"/>
+        </w:rPr>
+        <w:t>What you add later (without rewriting the brain)</w:t>
+      </w:r>
+    </w:p>
+    <w:p>
+      <w:pPr>
+        <w:numPr>
+          <w:ilvl w:val="0"/>
+          <w:numId w:val="49"/>
+        </w:numPr>
+      </w:pPr>
+      <w:r>
+        <w:t>ingestion orchestration: queues, retries, DLQ</w:t>
+      </w:r>
+    </w:p>
+    <w:p>
+      <w:pPr>
+        <w:numPr>
+          <w:ilvl w:val="0"/>
+          <w:numId w:val="49"/>
+        </w:numPr>
+      </w:pPr>
+      <w:r>
+        <w:t>backfills and replay tooling</w:t>
+      </w:r>
+    </w:p>
+    <w:p>
+      <w:pPr>
+        <w:numPr>
+          <w:ilvl w:val="0"/>
+          <w:numId w:val="49"/>
+        </w:numPr>
+      </w:pPr>
+      <w:r>
+        <w:t>multi-source conflict resolution</w:t>
+      </w:r>
+    </w:p>
+    <w:p>
+      <w:pPr>
+        <w:numPr>
+          <w:ilvl w:val="0"/>
+          <w:numId w:val="49"/>
+        </w:numPr>
+      </w:pPr>
+      <w:r>
+        <w:t>richer observability</w:t>
+      </w:r>
+    </w:p>
+    <w:p>
+      <w:pPr>
+        <w:rPr>
+          <w:b/>
+          <w:bCs/>
+        </w:rPr>
+      </w:pPr>
+      <w:r>
+        <w:rPr>
+          <w:b/>
+          <w:bCs/>
+        </w:rPr>
+        <w:t>Why it’s easy later</w:t>
+      </w:r>
+    </w:p>
+    <w:p>
+      <w:pPr>
+        <w:rPr>
+          <w:lang w:val="en-US"/>
+        </w:rPr>
+      </w:pPr>
+      <w:r>
+        <w:rPr>
+          <w:lang w:val="en-US"/>
+        </w:rPr>
+        <w:t>Because in V1 you already have:</w:t>
+      </w:r>
+    </w:p>
+    <w:p>
+      <w:pPr>
+        <w:numPr>
+          <w:ilvl w:val="0"/>
+          <w:numId w:val="50"/>
+        </w:numPr>
+      </w:pPr>
+      <w:r>
+        <w:t>canonical time-series</w:t>
+      </w:r>
+    </w:p>
+    <w:p>
+      <w:pPr>
+        <w:numPr>
+          <w:ilvl w:val="0"/>
+          <w:numId w:val="50"/>
+        </w:numPr>
+      </w:pPr>
+      <w:r>
+        <w:t>raw payload blobs + provenance pointers</w:t>
+      </w:r>
+    </w:p>
+    <w:p>
+      <w:pPr>
+        <w:numPr>
+          <w:ilvl w:val="0"/>
+          <w:numId w:val="50"/>
+        </w:numPr>
+      </w:pPr>
+      <w:r>
+        <w:t>idempotency keys</w:t>
+      </w:r>
+    </w:p>
+    <w:p>
+      <w:pPr>
+        <w:numPr>
+          <w:ilvl w:val="0"/>
+          <w:numId w:val="50"/>
+        </w:numPr>
+      </w:pPr>
+      <w:r>
+        <w:t>stable “recommendation endpoint contract”</w:t>
+      </w:r>
+    </w:p>
+    <w:p>
+      <w:pPr>
+        <w:numPr>
+          <w:ilvl w:val="0"/>
+          <w:numId w:val="50"/>
+        </w:numPr>
+      </w:pPr>
+      <w:r>
+        <w:t>deterministic candidates + safety policy</w:t>
+      </w:r>
+    </w:p>
+    <w:p>
+      <w:r>
+        <w:pict w14:anchorId="1EFBA5F3">
+          <v:rect id="_x0000_i1081" style="width:0;height:1.5pt" o:hralign="center" o:hrstd="t" o:hr="t" fillcolor="#a0a0a0" stroked="f"/>
+        </w:pict>
+      </w:r>
+    </w:p>
+    <w:p>
+      <w:pPr>
+        <w:rPr>
+          <w:lang w:val="en-US"/>
+        </w:rPr>
+      </w:pPr>
+      <w:r>
+        <w:rPr>
+          <w:lang w:val="en-US"/>
+        </w:rPr>
         <w:lastRenderedPageBreak/>
-        <w:t>a calibration_event entry</w:t>
-      </w:r>
-    </w:p>
-    <w:p>
-      <w:pPr>
-        <w:numPr>
-          <w:ilvl w:val="0"/>
-          <w:numId w:val="47"/>
-        </w:numPr>
-      </w:pPr>
-      <w:r>
-        <w:t>supports undo/lock/cooldown</w:t>
-      </w:r>
-    </w:p>
-    <w:p>
-      <w:r>
-        <w:pict w14:anchorId="240A65BD">
-          <v:rect id="_x0000_i1155" style="width:0;height:1.5pt" o:hralign="center" o:hrstd="t" o:hr="t" fillcolor="#a0a0a0" stroked="f"/>
-        </w:pict>
-      </w:r>
-    </w:p>
-    <w:p>
-      <w:pPr>
-        <w:rPr>
-          <w:b/>
-          <w:bCs/>
-          <w:lang w:val="en-US"/>
-        </w:rPr>
-      </w:pPr>
-      <w:r>
-        <w:rPr>
-          <w:b/>
-          <w:bCs/>
-          <w:lang w:val="en-US"/>
-        </w:rPr>
-        <w:t>16) Observability &amp; governance (V1 lightweight)</w:t>
-      </w:r>
-    </w:p>
-    <w:p>
-      <w:pPr>
-        <w:rPr>
-          <w:lang w:val="en-US"/>
-        </w:rPr>
-      </w:pPr>
-      <w:r>
-        <w:rPr>
-          <w:lang w:val="en-US"/>
-        </w:rPr>
-        <w:t>Minimum:</w:t>
-      </w:r>
-    </w:p>
-    <w:p>
-      <w:pPr>
-        <w:numPr>
-          <w:ilvl w:val="0"/>
-          <w:numId w:val="48"/>
-        </w:numPr>
-        <w:rPr>
-          <w:lang w:val="en-US"/>
-        </w:rPr>
-      </w:pPr>
-      <w:r>
-        <w:rPr>
-          <w:lang w:val="en-US"/>
-        </w:rPr>
-        <w:t>logs for rule triggers and reason codes</w:t>
-      </w:r>
-    </w:p>
-    <w:p>
-      <w:pPr>
-        <w:numPr>
-          <w:ilvl w:val="0"/>
-          <w:numId w:val="48"/>
-        </w:numPr>
-        <w:rPr>
-          <w:lang w:val="en-US"/>
-        </w:rPr>
-      </w:pPr>
-      <w:r>
-        <w:rPr>
-          <w:lang w:val="en-US"/>
-        </w:rPr>
-        <w:t>store validation failures from LLM layer</w:t>
-      </w:r>
-    </w:p>
-    <w:p>
-      <w:pPr>
-        <w:numPr>
-          <w:ilvl w:val="0"/>
-          <w:numId w:val="48"/>
-        </w:numPr>
-        <w:rPr>
-          <w:lang w:val="en-US"/>
-        </w:rPr>
-      </w:pPr>
-      <w:r>
-        <w:rPr>
-          <w:lang w:val="en-US"/>
-        </w:rPr>
-        <w:t>store calibration changes and user undo/locks</w:t>
-      </w:r>
-    </w:p>
-    <w:p>
-      <w:pPr>
-        <w:numPr>
-          <w:ilvl w:val="0"/>
-          <w:numId w:val="48"/>
-        </w:numPr>
-      </w:pPr>
-      <w:r>
-        <w:t>basic dashboards later</w:t>
-      </w:r>
-    </w:p>
-    <w:p>
-      <w:r>
-        <w:pict w14:anchorId="3DEDDAA7">
-          <v:rect id="_x0000_i1156" style="width:0;height:1.5pt" o:hralign="center" o:hrstd="t" o:hr="t" fillcolor="#a0a0a0" stroked="f"/>
-        </w:pict>
-      </w:r>
-    </w:p>
-    <w:p>
-      <w:pPr>
-        <w:rPr>
-          <w:b/>
-          <w:bCs/>
-          <w:lang w:val="en-US"/>
-        </w:rPr>
-      </w:pPr>
-      <w:r>
-        <w:rPr>
-          <w:b/>
-          <w:bCs/>
-          <w:lang w:val="en-US"/>
-        </w:rPr>
-        <w:t>17) Upgrade path to “Full architecture” later</w:t>
-      </w:r>
-    </w:p>
-    <w:p>
-      <w:pPr>
-        <w:rPr>
-          <w:b/>
-          <w:bCs/>
-          <w:lang w:val="en-US"/>
-        </w:rPr>
-      </w:pPr>
-      <w:r>
-        <w:rPr>
-          <w:b/>
-          <w:bCs/>
-          <w:lang w:val="en-US"/>
-        </w:rPr>
-        <w:t>What you add later (without rewriting the brain)</w:t>
-      </w:r>
-    </w:p>
-    <w:p>
-      <w:pPr>
-        <w:numPr>
-          <w:ilvl w:val="0"/>
-          <w:numId w:val="49"/>
-        </w:numPr>
-      </w:pPr>
-      <w:r>
-        <w:t>ingestion orchestration: queues, retries, DLQ</w:t>
-      </w:r>
-    </w:p>
-    <w:p>
-      <w:pPr>
-        <w:numPr>
-          <w:ilvl w:val="0"/>
-          <w:numId w:val="49"/>
-        </w:numPr>
-      </w:pPr>
-      <w:r>
-        <w:t>backfills and replay tooling</w:t>
-      </w:r>
-    </w:p>
-    <w:p>
-      <w:pPr>
-        <w:numPr>
-          <w:ilvl w:val="0"/>
-          <w:numId w:val="49"/>
-        </w:numPr>
-      </w:pPr>
-      <w:r>
-        <w:t>multi-source conflict resolution</w:t>
-      </w:r>
-    </w:p>
-    <w:p>
-      <w:pPr>
-        <w:numPr>
-          <w:ilvl w:val="0"/>
-          <w:numId w:val="49"/>
-        </w:numPr>
-      </w:pPr>
-      <w:r>
-        <w:t>richer observability</w:t>
-      </w:r>
-    </w:p>
-    <w:p>
-      <w:pPr>
-        <w:rPr>
-          <w:b/>
-          <w:bCs/>
-        </w:rPr>
-      </w:pPr>
-      <w:r>
-        <w:rPr>
-          <w:b/>
-          <w:bCs/>
-        </w:rPr>
-        <w:t>Why it’s easy later</w:t>
-      </w:r>
-    </w:p>
-    <w:p>
-      <w:pPr>
-        <w:rPr>
-          <w:lang w:val="en-US"/>
-        </w:rPr>
-      </w:pPr>
-      <w:r>
-        <w:rPr>
-          <w:lang w:val="en-US"/>
-        </w:rPr>
-        <w:t>Because in V1 you already have:</w:t>
-      </w:r>
-    </w:p>
-    <w:p>
-      <w:pPr>
-        <w:numPr>
-          <w:ilvl w:val="0"/>
-          <w:numId w:val="50"/>
-        </w:numPr>
-      </w:pPr>
-      <w:r>
-        <w:t>canonical time-series</w:t>
-      </w:r>
-    </w:p>
-    <w:p>
-      <w:pPr>
-        <w:numPr>
-          <w:ilvl w:val="0"/>
-          <w:numId w:val="50"/>
-        </w:numPr>
-      </w:pPr>
-      <w:r>
-        <w:t>raw payload blobs + provenance pointers</w:t>
-      </w:r>
-    </w:p>
-    <w:p>
-      <w:pPr>
-        <w:numPr>
-          <w:ilvl w:val="0"/>
-          <w:numId w:val="50"/>
-        </w:numPr>
-      </w:pPr>
-      <w:r>
-        <w:t>idempotency keys</w:t>
-      </w:r>
-    </w:p>
-    <w:p>
-      <w:pPr>
-        <w:numPr>
-          <w:ilvl w:val="0"/>
-          <w:numId w:val="50"/>
-        </w:numPr>
-      </w:pPr>
-      <w:r>
-        <w:t>stable “recommendation endpoint contract”</w:t>
-      </w:r>
-    </w:p>
-    <w:p>
-      <w:pPr>
-        <w:numPr>
-          <w:ilvl w:val="0"/>
-          <w:numId w:val="50"/>
-        </w:numPr>
-      </w:pPr>
-      <w:r>
-        <w:t>deterministic candidates + safety policy</w:t>
-      </w:r>
-    </w:p>
-    <w:p>
-      <w:r>
-        <w:pict w14:anchorId="68EA0E16">
-          <v:rect id="_x0000_i1157" style="width:0;height:1.5pt" o:hralign="center" o:hrstd="t" o:hr="t" fillcolor="#a0a0a0" stroked="f"/>
-        </w:pict>
-      </w:r>
-    </w:p>
-    <w:p>
-      <w:pPr>
-        <w:rPr>
-          <w:lang w:val="en-US"/>
-        </w:rPr>
-      </w:pPr>
-      <w:r>
-        <w:rPr>
-          <w:lang w:val="en-US"/>
-        </w:rPr>
         <w:t xml:space="preserve">If you want, I can now turn this </w:t>
       </w:r>
       <w:r>
@@ -5712,6 +5875,13 @@
         </w:rPr>
         <w:t xml:space="preserve"> into the implementation checklist (tables/fields/indexes + endpoints + module I/O + reason code taxonomy + fallback template map).</w:t>
       </w:r>
+    </w:p>
+    <w:p>
+      <w:pPr>
+        <w:rPr>
+          <w:lang w:val="en-US"/>
+        </w:rPr>
+      </w:pPr>
     </w:p>
     <w:p>
       <w:pPr>
@@ -13701,6 +13871,7 @@
   <w:style w:type="paragraph" w:default="1" w:styleId="Normal">
     <w:name w:val="Normal"/>
     <w:qFormat/>
+    <w:rsid w:val="00942365"/>
   </w:style>
   <w:style w:type="paragraph" w:styleId="Heading1">
     <w:name w:val="heading 1"/>
@@ -13904,6 +14075,7 @@
   <w:style w:type="character" w:default="1" w:styleId="DefaultParagraphFont">
     <w:name w:val="Default Paragraph Font"/>
     <w:uiPriority w:val="1"/>
+    <w:semiHidden/>
     <w:unhideWhenUsed/>
   </w:style>
   <w:style w:type="table" w:default="1" w:styleId="TableNormal">
